--- a/project/data analytics.docx
+++ b/project/data analytics.docx
@@ -16,10 +16,10 @@
           <w:noProof/>
         </w:rPr>
         <w:drawing>
-          <wp:inline distT="0" distB="0" distL="0" distR="0" wp14:anchorId="0446AF6B" wp14:editId="26C45C9C">
-            <wp:extent cx="3657600" cy="5486400"/>
+          <wp:inline distT="0" distB="0" distL="0" distR="0" wp14:anchorId="398F21D7" wp14:editId="3559834C">
+            <wp:extent cx="5486400" cy="5417820"/>
             <wp:effectExtent l="0" t="0" r="0" b="0"/>
-            <wp:docPr id="22" name="Picture 1" descr="Bright blue glacial lake surrounded by white ice on a dark mountain"/>
+            <wp:docPr id="2087147594" name="Picture 1"/>
             <wp:cNvGraphicFramePr>
               <a:graphicFrameLocks xmlns:a="http://schemas.openxmlformats.org/drawingml/2006/main" noChangeAspect="1"/>
             </wp:cNvGraphicFramePr>
@@ -28,11 +28,11 @@
                 <pic:pic xmlns:pic="http://schemas.openxmlformats.org/drawingml/2006/picture">
                   <pic:nvPicPr>
                     <pic:cNvPr id="0" name="Picture 1"/>
-                    <pic:cNvPicPr preferRelativeResize="0">
+                    <pic:cNvPicPr>
                       <a:picLocks noChangeAspect="1" noChangeArrowheads="1"/>
                     </pic:cNvPicPr>
                   </pic:nvPicPr>
-                  <pic:blipFill>
+                  <pic:blipFill rotWithShape="1">
                     <a:blip r:embed="rId7" cstate="print">
                       <a:extLst>
                         <a:ext uri="{28A0092B-C50C-407E-A947-70E740481C1C}">
@@ -40,6 +40,7 @@
                         </a:ext>
                       </a:extLst>
                     </a:blip>
+                    <a:srcRect b="5368"/>
                     <a:stretch>
                       <a:fillRect/>
                     </a:stretch>
@@ -47,16 +48,20 @@
                   <pic:spPr bwMode="auto">
                     <a:xfrm>
                       <a:off x="0" y="0"/>
-                      <a:ext cx="3657600" cy="5486400"/>
+                      <a:ext cx="5486400" cy="5417820"/>
                     </a:xfrm>
                     <a:prstGeom prst="rect">
                       <a:avLst/>
                     </a:prstGeom>
                     <a:noFill/>
-                    <a:ln w="254000" cap="rnd">
+                    <a:ln>
                       <a:noFill/>
                     </a:ln>
-                    <a:effectLst/>
+                    <a:extLst>
+                      <a:ext uri="{53640926-AAD7-44D8-BBD7-CCE9431645EC}">
+                        <a14:shadowObscured xmlns:a14="http://schemas.microsoft.com/office/drawing/2010/main"/>
+                      </a:ext>
+                    </a:extLst>
                   </pic:spPr>
                 </pic:pic>
               </a:graphicData>
@@ -72,268 +77,917 @@
     <w:bookmarkEnd w:id="4"/>
     <w:p>
       <w:pPr>
-        <w:pStyle w:val="Title"/>
-      </w:pPr>
-      <w:sdt>
-        <w:sdtPr>
-          <w:alias w:val="Report Title:"/>
-          <w:tag w:val="Report Title:"/>
-          <w:id w:val="-190838849"/>
-          <w:placeholder>
-            <w:docPart w:val="0A8683B0CA1F447E97871A0ED2342840"/>
-          </w:placeholder>
-          <w:temporary/>
-          <w:showingPlcHdr/>
-          <w15:appearance w15:val="hidden"/>
-        </w:sdtPr>
-        <w:sdtContent>
-          <w:r>
-            <w:t>Report Title</w:t>
-          </w:r>
-        </w:sdtContent>
-      </w:sdt>
+        <w:pStyle w:val="Subtitle"/>
+      </w:pPr>
+      <w:r>
+        <w:rPr>
+          <w:caps w:val="0"/>
+          <w:color w:val="007789" w:themeColor="accent1" w:themeShade="BF"/>
+          <w:kern w:val="28"/>
+          <w:sz w:val="60"/>
+        </w:rPr>
+        <w:t>Bean Plant Classification</w:t>
+      </w:r>
+      <w:r>
+        <w:rPr>
+          <w:caps w:val="0"/>
+          <w:color w:val="007789" w:themeColor="accent1" w:themeShade="BF"/>
+          <w:kern w:val="28"/>
+          <w:sz w:val="60"/>
+        </w:rPr>
+        <w:br/>
+      </w:r>
+      <w:r>
+        <w:t xml:space="preserve"> </w:t>
+      </w:r>
+      <w:r>
+        <w:t>Youssef Eslam Hussein</w:t>
+      </w:r>
+      <w:r>
+        <w:t xml:space="preserve"> | </w:t>
+      </w:r>
+      <w:r>
+        <w:t>231000070</w:t>
+      </w:r>
+      <w:r>
+        <w:br/>
+      </w:r>
+      <w:r>
+        <w:t>Youssef Khalid hashem</w:t>
+      </w:r>
+      <w:r>
+        <w:t xml:space="preserve"> | </w:t>
+      </w:r>
+      <w:r>
+        <w:t>231000337</w:t>
+      </w:r>
+      <w:r>
+        <w:t xml:space="preserve"> </w:t>
+      </w:r>
+      <w:r>
+        <w:br/>
+      </w:r>
+      <w:r>
+        <w:t>Elhassan Mahmoud</w:t>
+      </w:r>
+      <w:r>
+        <w:t xml:space="preserve"> |   </w:t>
+      </w:r>
+      <w:r>
+        <w:t>231013315</w:t>
+      </w:r>
+      <w:r>
+        <w:t xml:space="preserve"> </w:t>
+      </w:r>
+      <w:r>
+        <w:br/>
+      </w:r>
+      <w:r>
+        <w:t>Omar Mohmed ELSANHOURY |</w:t>
+      </w:r>
+      <w:r>
+        <w:t xml:space="preserve"> </w:t>
+      </w:r>
+      <w:r>
+        <w:t>231000141</w:t>
+      </w:r>
     </w:p>
     <w:p>
       <w:pPr>
-        <w:pStyle w:val="Subtitle"/>
-      </w:pPr>
-      <w:sdt>
-        <w:sdtPr>
-          <w:alias w:val="Report Subtitle:"/>
-          <w:tag w:val="Report Subtitle:"/>
-          <w:id w:val="1354841790"/>
-          <w:placeholder>
-            <w:docPart w:val="5D4A0173FC3042898E98FECD3CBF6E77"/>
-          </w:placeholder>
-          <w:temporary/>
-          <w:showingPlcHdr/>
-          <w15:appearance w15:val="hidden"/>
-        </w:sdtPr>
-        <w:sdtContent>
-          <w:r>
-            <w:t>REPORT SUBTITLE</w:t>
-          </w:r>
-        </w:sdtContent>
-      </w:sdt>
+        <w:pStyle w:val="ContactInfo"/>
+      </w:pPr>
+      <w:r>
+        <w:t>Data Analytics</w:t>
+      </w:r>
+      <w:r>
+        <w:t xml:space="preserve"> | </w:t>
+      </w:r>
+      <w:r>
+        <w:t>Bean Plant Classification</w:t>
+      </w:r>
+      <w:r>
+        <w:t xml:space="preserve"> |</w:t>
+      </w:r>
+      <w:r>
+        <w:t xml:space="preserve"> </w:t>
+      </w:r>
+      <w:r>
+        <w:t>5/31/2026</w:t>
+      </w:r>
+      <w:r>
+        <w:br w:type="page"/>
+      </w:r>
     </w:p>
     <w:p>
       <w:pPr>
-        <w:pStyle w:val="ContactInfo"/>
-      </w:pPr>
-      <w:sdt>
-        <w:sdtPr>
-          <w:alias w:val="Name:"/>
-          <w:tag w:val="Name:"/>
-          <w:id w:val="-2071874759"/>
-          <w:placeholder>
-            <w:docPart w:val="7B0DF895D65C4573A138F9C4B6DFB764"/>
-          </w:placeholder>
-          <w:temporary/>
-          <w:showingPlcHdr/>
-          <w15:appearance w15:val="hidden"/>
-        </w:sdtPr>
-        <w:sdtContent>
-          <w:r>
-            <w:t>Name</w:t>
-          </w:r>
-        </w:sdtContent>
-      </w:sdt>
-      <w:r>
-        <w:t xml:space="preserve"> | </w:t>
-      </w:r>
-      <w:sdt>
-        <w:sdtPr>
-          <w:alias w:val="Course Title:"/>
-          <w:tag w:val="Course Title:"/>
-          <w:id w:val="-1824112714"/>
-          <w:placeholder>
-            <w:docPart w:val="3F754A59DCD94A9BAC02EACCFB3FD096"/>
-          </w:placeholder>
-          <w:temporary/>
-          <w:showingPlcHdr/>
-          <w15:appearance w15:val="hidden"/>
-        </w:sdtPr>
-        <w:sdtContent>
-          <w:r>
-            <w:t>Course Title</w:t>
-          </w:r>
-        </w:sdtContent>
-      </w:sdt>
-      <w:r>
-        <w:t xml:space="preserve"> |</w:t>
+        <w:pStyle w:val="Heading1"/>
+      </w:pPr>
+      <w:r>
+        <w:lastRenderedPageBreak/>
+        <w:t>INTRODUCTION</w:t>
+      </w:r>
+    </w:p>
+    <w:p>
+      <w:pPr>
+        <w:spacing w:before="80" w:after="100"/>
+      </w:pPr>
+      <w:r>
+        <w:rPr>
+          <w:color w:val="555555"/>
+        </w:rPr>
+        <w:t>Bean plants are among the most widely cultivated legumes in the world, serving as an essential source of protein, fiber, and nutrients across many cultures. Accurate classification of bean varieties is critical for agricultural quality control, trade, food processing, and research. Traditional manual classification methods are labor-intensive, time-consuming, and prone to human error.</w:t>
+      </w:r>
+    </w:p>
+    <w:p>
+      <w:pPr>
+        <w:spacing w:before="80" w:after="100"/>
+      </w:pPr>
+      <w:r>
+        <w:rPr>
+          <w:color w:val="555555"/>
+        </w:rPr>
+        <w:t>This project addresses the Bean Plant Classification challenge (bean-comp-</w:t>
+      </w:r>
+      <w:proofErr w:type="spellStart"/>
+      <w:r>
+        <w:rPr>
+          <w:color w:val="555555"/>
+        </w:rPr>
+        <w:t>pytunisia</w:t>
+      </w:r>
+      <w:proofErr w:type="spellEnd"/>
+      <w:r>
+        <w:rPr>
+          <w:color w:val="555555"/>
+        </w:rPr>
+        <w:t xml:space="preserve"> on Kaggle), which tasks participants with building a machine learning model capable of distinguishing between seven distinct dry bean varieties based on morphological and geometric features extracted from images of bean seeds.</w:t>
+      </w:r>
+    </w:p>
+    <w:p>
+      <w:pPr>
+        <w:spacing w:before="80" w:after="100"/>
+      </w:pPr>
+      <w:r>
+        <w:rPr>
+          <w:color w:val="555555"/>
+        </w:rPr>
+        <w:t>By leveraging supervised machine learning techniques, this project demonstrates how computational approaches can automate and improve the accuracy of agricultural classification tasks — replacing subjective human judgment with data-driven, reproducible predictions.</w:t>
+      </w:r>
+    </w:p>
+    <w:p>
+      <w:pPr>
+        <w:pStyle w:val="Heading2"/>
+      </w:pPr>
+      <w:r>
+        <w:t>Motivation</w:t>
       </w:r>
       <w:r>
         <w:t xml:space="preserve"> </w:t>
       </w:r>
-      <w:sdt>
-        <w:sdtPr>
-          <w:alias w:val="Date:"/>
-          <w:tag w:val="Date:"/>
-          <w:id w:val="-35980865"/>
-          <w:placeholder>
-            <w:docPart w:val="A366B122352C42B1BB95E5EB12176D3B"/>
-          </w:placeholder>
-          <w:temporary/>
-          <w:showingPlcHdr/>
-          <w15:appearance w15:val="hidden"/>
-        </w:sdtPr>
-        <w:sdtContent>
-          <w:r>
-            <w:t>Date</w:t>
-          </w:r>
-        </w:sdtContent>
-      </w:sdt>
-      <w:r>
-        <w:br w:type="page"/>
-      </w:r>
     </w:p>
-    <w:sdt>
-      <w:sdtPr>
-        <w:alias w:val="Heading 1:"/>
-        <w:tag w:val="Heading 1:"/>
-        <w:id w:val="1549648056"/>
-        <w:placeholder>
-          <w:docPart w:val="C65AC380DE984E6BA39EA85A815C4F47"/>
-        </w:placeholder>
-        <w:temporary/>
-        <w:showingPlcHdr/>
-        <w15:appearance w15:val="hidden"/>
-      </w:sdtPr>
-      <w:sdtContent>
-        <w:p>
-          <w:pPr>
-            <w:pStyle w:val="Heading1"/>
-          </w:pPr>
-          <w:r>
-            <w:t>Heading 1</w:t>
-          </w:r>
-        </w:p>
-      </w:sdtContent>
-    </w:sdt>
-    <w:sdt>
-      <w:sdtPr>
-        <w:alias w:val="Paragraph Text:"/>
-        <w:tag w:val="Paragraph Text:"/>
-        <w:id w:val="-335997730"/>
-        <w:placeholder>
-          <w:docPart w:val="8AA6DCF8A40341D5BC935CA50CD01F1E"/>
-        </w:placeholder>
-        <w:temporary/>
-        <w:showingPlcHdr/>
-        <w15:appearance w15:val="hidden"/>
-      </w:sdtPr>
-      <w:sdtContent>
-        <w:p>
-          <w:r>
-            <w:t>To replace the placeholder text on this page, you can just select it all and then start typing. But don’t do that just yet!</w:t>
-          </w:r>
-        </w:p>
-        <w:p>
-          <w:r>
-            <w:t>First check out a few tips to help you quickly format your report. You might be amazed at how easy it is.</w:t>
-          </w:r>
-        </w:p>
-      </w:sdtContent>
-    </w:sdt>
-    <w:sdt>
-      <w:sdtPr>
-        <w:alias w:val="Enter list bullet content:"/>
-        <w:tag w:val="Enter list bullet content:"/>
-        <w:id w:val="-784043198"/>
-        <w:placeholder>
-          <w:docPart w:val="B69C26DF970444C68293DC88D2440559"/>
-        </w:placeholder>
-        <w:temporary/>
-        <w:showingPlcHdr/>
-        <w15:appearance w15:val="hidden"/>
-      </w:sdtPr>
-      <w:sdtContent>
-        <w:p>
-          <w:pPr>
-            <w:pStyle w:val="ListBullet"/>
-            <w:numPr>
-              <w:ilvl w:val="0"/>
-              <w:numId w:val="1"/>
-            </w:numPr>
-          </w:pPr>
-          <w:r>
-            <w:t xml:space="preserve">Need a heading? On the Home tab, in the Styles gallery, just click the heading style you want. </w:t>
-          </w:r>
-        </w:p>
-        <w:p>
-          <w:pPr>
-            <w:pStyle w:val="ListBullet"/>
-            <w:numPr>
-              <w:ilvl w:val="0"/>
-              <w:numId w:val="1"/>
-            </w:numPr>
-          </w:pPr>
-          <w:r>
-            <w:t>Notice other styles in that gallery as well, such as for a quote, a numbered list, or a bulleted list like this one.</w:t>
-          </w:r>
-        </w:p>
-        <w:p>
-          <w:pPr>
-            <w:pStyle w:val="ListBullet"/>
-            <w:numPr>
-              <w:ilvl w:val="0"/>
-              <w:numId w:val="1"/>
-            </w:numPr>
-          </w:pPr>
-          <w:r>
-            <w:t>For best results when selecting text to copy or edit, don’t include space to the left or right of the characters in your selection.</w:t>
-          </w:r>
-        </w:p>
-      </w:sdtContent>
-    </w:sdt>
     <w:p>
       <w:pPr>
+        <w:spacing w:before="80" w:after="100"/>
+      </w:pPr>
+      <w:r>
+        <w:rPr>
+          <w:color w:val="555555"/>
+        </w:rPr>
+        <w:t>The ability to distinguish between bean varieties quickly and accurately has direct commercial and scientific value. In agricultural supply chains, mislabeling of bean types can lead to significant economic losses and consumer dissatisfaction. Furthermore, automated classification systems reduce the dependency on expert knowledge and enable large-scale, real-time processing.</w:t>
+      </w:r>
+    </w:p>
+    <w:p>
+      <w:pPr>
+        <w:spacing w:before="80" w:after="100"/>
+      </w:pPr>
+      <w:r>
+        <w:rPr>
+          <w:color w:val="555555"/>
+        </w:rPr>
+        <w:t>From a machine learning perspective, this dataset presents an interesting multi-class classification challenge with 17 numeric features describing the physical shape, size, and geometry of each bean — making it an ideal testbed for exploring preprocessing strategies, model selection, and performance optimization.</w:t>
+      </w:r>
+    </w:p>
+    <w:p>
+      <w:pPr>
+        <w:pStyle w:val="Heading3"/>
+      </w:pPr>
+      <w:r>
+        <w:t xml:space="preserve"> Objectives</w:t>
+      </w:r>
+    </w:p>
+    <w:p>
+      <w:pPr>
+        <w:pStyle w:val="ListParagraph"/>
+        <w:numPr>
+          <w:ilvl w:val="0"/>
+          <w:numId w:val="25"/>
+        </w:numPr>
+        <w:spacing w:before="40" w:after="40"/>
+      </w:pPr>
+      <w:r>
+        <w:rPr>
+          <w:color w:val="555555"/>
+        </w:rPr>
+        <w:t>Perform thorough exploratory data analysis (EDA) to understand the structure and distribution of the dataset.</w:t>
+      </w:r>
+    </w:p>
+    <w:p>
+      <w:pPr>
+        <w:pStyle w:val="ListParagraph"/>
+        <w:numPr>
+          <w:ilvl w:val="0"/>
+          <w:numId w:val="25"/>
+        </w:numPr>
+        <w:spacing w:before="40" w:after="40"/>
+      </w:pPr>
+      <w:r>
+        <w:rPr>
+          <w:color w:val="555555"/>
+        </w:rPr>
+        <w:t>Preprocess the data by handling potential data quality issues such as negative values and scaling features.</w:t>
+      </w:r>
+    </w:p>
+    <w:p>
+      <w:pPr>
+        <w:pStyle w:val="ListParagraph"/>
+        <w:numPr>
+          <w:ilvl w:val="0"/>
+          <w:numId w:val="25"/>
+        </w:numPr>
+        <w:spacing w:before="40" w:after="40"/>
+      </w:pPr>
+      <w:r>
+        <w:rPr>
+          <w:color w:val="555555"/>
+        </w:rPr>
+        <w:t>Encode categorical target labels and prepare data for model training.</w:t>
+      </w:r>
+    </w:p>
+    <w:p>
+      <w:pPr>
+        <w:pStyle w:val="ListParagraph"/>
+        <w:numPr>
+          <w:ilvl w:val="0"/>
+          <w:numId w:val="25"/>
+        </w:numPr>
+        <w:spacing w:before="40" w:after="40"/>
+      </w:pPr>
+      <w:r>
+        <w:rPr>
+          <w:color w:val="555555"/>
+        </w:rPr>
+        <w:t>Train and evaluate multiple classification models, comparing baseline against improved configurations.</w:t>
+      </w:r>
+    </w:p>
+    <w:p>
+      <w:pPr>
+        <w:pStyle w:val="ListParagraph"/>
+        <w:numPr>
+          <w:ilvl w:val="0"/>
+          <w:numId w:val="25"/>
+        </w:numPr>
+        <w:spacing w:before="40" w:after="40"/>
+      </w:pPr>
+      <w:r>
+        <w:rPr>
+          <w:color w:val="555555"/>
+        </w:rPr>
+        <w:t>Apply hyperparameter tuning to identify the best-performing model configuration.</w:t>
+      </w:r>
+    </w:p>
+    <w:p>
+      <w:pPr>
+        <w:pStyle w:val="ListParagraph"/>
+        <w:numPr>
+          <w:ilvl w:val="0"/>
+          <w:numId w:val="25"/>
+        </w:numPr>
+        <w:spacing w:before="40" w:after="40"/>
+      </w:pPr>
+      <w:r>
+        <w:rPr>
+          <w:color w:val="555555"/>
+        </w:rPr>
+        <w:t>Generate final predictions on the competition test set and submit to the Kaggle leaderboard.</w:t>
+      </w:r>
+    </w:p>
+    <w:p/>
+    <w:p/>
+    <w:p/>
+    <w:p>
+      <w:pPr>
         <w:pStyle w:val="Heading2"/>
       </w:pPr>
-      <w:sdt>
-        <w:sdtPr>
-          <w:alias w:val="Heading 2:"/>
-          <w:tag w:val="Heading 2:"/>
-          <w:id w:val="959536471"/>
-          <w:placeholder>
-            <w:docPart w:val="12C0C73156304A2998CC4B08538761D4"/>
-          </w:placeholder>
-          <w:temporary/>
-          <w:showingPlcHdr/>
-          <w15:appearance w15:val="hidden"/>
-        </w:sdtPr>
-        <w:sdtContent>
-          <w:r>
-            <w:t>Heading 2</w:t>
-          </w:r>
-        </w:sdtContent>
-      </w:sdt>
+      <w:r>
+        <w:lastRenderedPageBreak/>
+        <w:t>Dataset Description</w:t>
+      </w:r>
     </w:p>
-    <w:sdt>
-      <w:sdtPr>
-        <w:alias w:val="Paragraph Text:"/>
-        <w:tag w:val="Paragraph Text:"/>
-        <w:id w:val="-2013052735"/>
-        <w:placeholder>
-          <w:docPart w:val="F95825FD530E44D9A5990F56D668B54F"/>
-        </w:placeholder>
-        <w:temporary/>
-        <w:showingPlcHdr/>
-        <w15:appearance w15:val="hidden"/>
-      </w:sdtPr>
-      <w:sdtContent>
-        <w:p>
-          <w:r>
-            <w:t>You might like the photo on the cover page as much as we do, but if it’s not ideal for your report, it’s easy to replace it with your own.</w:t>
-          </w:r>
-        </w:p>
-        <w:p>
-          <w:r>
-            <w:t>Just delete the placeholder picture. Then, on the Insert tab, click Picture to select one from your files.</w:t>
-          </w:r>
-        </w:p>
-      </w:sdtContent>
-    </w:sdt>
+    <w:p>
+      <w:pPr>
+        <w:spacing w:before="80" w:after="100"/>
+        <w:rPr>
+          <w:color w:val="555555"/>
+        </w:rPr>
+      </w:pPr>
+      <w:r>
+        <w:rPr>
+          <w:color w:val="555555"/>
+        </w:rPr>
+        <w:t>The dataset from the Kaggle competition 'bean-comp-</w:t>
+      </w:r>
+      <w:proofErr w:type="spellStart"/>
+      <w:r>
+        <w:rPr>
+          <w:color w:val="555555"/>
+        </w:rPr>
+        <w:t>pytunisia</w:t>
+      </w:r>
+      <w:proofErr w:type="spellEnd"/>
+      <w:r>
+        <w:rPr>
+          <w:color w:val="555555"/>
+        </w:rPr>
+        <w:t>'. It contains morphological measurements of dry bean seeds captured through computer vision techniques. The dataset is pre-split into training, validation, and test sets.</w:t>
+      </w:r>
+    </w:p>
+    <w:tbl>
+      <w:tblPr>
+        <w:tblW w:w="9360" w:type="dxa"/>
+        <w:tblBorders>
+          <w:top w:val="single" w:sz="4" w:space="0" w:color="auto"/>
+          <w:left w:val="single" w:sz="4" w:space="0" w:color="auto"/>
+          <w:bottom w:val="single" w:sz="4" w:space="0" w:color="auto"/>
+          <w:right w:val="single" w:sz="4" w:space="0" w:color="auto"/>
+          <w:insideH w:val="single" w:sz="4" w:space="0" w:color="auto"/>
+          <w:insideV w:val="single" w:sz="4" w:space="0" w:color="auto"/>
+        </w:tblBorders>
+        <w:tblCellMar>
+          <w:left w:w="10" w:type="dxa"/>
+          <w:right w:w="10" w:type="dxa"/>
+        </w:tblCellMar>
+        <w:tblLook w:val="04A0" w:firstRow="1" w:lastRow="0" w:firstColumn="1" w:lastColumn="0" w:noHBand="0" w:noVBand="1"/>
+      </w:tblPr>
+      <w:tblGrid>
+        <w:gridCol w:w="3500"/>
+        <w:gridCol w:w="2500"/>
+        <w:gridCol w:w="3360"/>
+      </w:tblGrid>
+      <w:tr>
+        <w:trPr>
+          <w:tblHeader/>
+        </w:trPr>
+        <w:tc>
+          <w:tcPr>
+            <w:tcW w:w="3500" w:type="dxa"/>
+            <w:tcBorders>
+              <w:top w:val="single" w:sz="1" w:space="0" w:color="CCCCCC"/>
+              <w:left w:val="single" w:sz="1" w:space="0" w:color="CCCCCC"/>
+              <w:bottom w:val="single" w:sz="1" w:space="0" w:color="CCCCCC"/>
+              <w:right w:val="single" w:sz="1" w:space="0" w:color="CCCCCC"/>
+            </w:tcBorders>
+            <w:shd w:val="clear" w:color="auto" w:fill="1E6B8A"/>
+            <w:tcMar>
+              <w:top w:w="80" w:type="dxa"/>
+              <w:left w:w="120" w:type="dxa"/>
+              <w:bottom w:w="80" w:type="dxa"/>
+              <w:right w:w="120" w:type="dxa"/>
+            </w:tcMar>
+          </w:tcPr>
+          <w:p>
+            <w:r>
+              <w:rPr>
+                <w:b/>
+                <w:bCs/>
+                <w:color w:val="FFFFFF"/>
+                <w:sz w:val="20"/>
+                <w:szCs w:val="20"/>
+              </w:rPr>
+              <w:t>Split</w:t>
+            </w:r>
+          </w:p>
+        </w:tc>
+        <w:tc>
+          <w:tcPr>
+            <w:tcW w:w="2500" w:type="dxa"/>
+            <w:tcBorders>
+              <w:top w:val="single" w:sz="1" w:space="0" w:color="CCCCCC"/>
+              <w:left w:val="single" w:sz="1" w:space="0" w:color="CCCCCC"/>
+              <w:bottom w:val="single" w:sz="1" w:space="0" w:color="CCCCCC"/>
+              <w:right w:val="single" w:sz="1" w:space="0" w:color="CCCCCC"/>
+            </w:tcBorders>
+            <w:shd w:val="clear" w:color="auto" w:fill="1E6B8A"/>
+            <w:tcMar>
+              <w:top w:w="80" w:type="dxa"/>
+              <w:left w:w="120" w:type="dxa"/>
+              <w:bottom w:w="80" w:type="dxa"/>
+              <w:right w:w="120" w:type="dxa"/>
+            </w:tcMar>
+          </w:tcPr>
+          <w:p>
+            <w:r>
+              <w:rPr>
+                <w:b/>
+                <w:bCs/>
+                <w:color w:val="FFFFFF"/>
+                <w:sz w:val="20"/>
+                <w:szCs w:val="20"/>
+              </w:rPr>
+              <w:t>Rows</w:t>
+            </w:r>
+          </w:p>
+        </w:tc>
+        <w:tc>
+          <w:tcPr>
+            <w:tcW w:w="3360" w:type="dxa"/>
+            <w:tcBorders>
+              <w:top w:val="single" w:sz="1" w:space="0" w:color="CCCCCC"/>
+              <w:left w:val="single" w:sz="1" w:space="0" w:color="CCCCCC"/>
+              <w:bottom w:val="single" w:sz="1" w:space="0" w:color="CCCCCC"/>
+              <w:right w:val="single" w:sz="1" w:space="0" w:color="CCCCCC"/>
+            </w:tcBorders>
+            <w:shd w:val="clear" w:color="auto" w:fill="1E6B8A"/>
+            <w:tcMar>
+              <w:top w:w="80" w:type="dxa"/>
+              <w:left w:w="120" w:type="dxa"/>
+              <w:bottom w:w="80" w:type="dxa"/>
+              <w:right w:w="120" w:type="dxa"/>
+            </w:tcMar>
+          </w:tcPr>
+          <w:p>
+            <w:r>
+              <w:rPr>
+                <w:b/>
+                <w:bCs/>
+                <w:color w:val="FFFFFF"/>
+                <w:sz w:val="20"/>
+                <w:szCs w:val="20"/>
+              </w:rPr>
+              <w:t>Purpose</w:t>
+            </w:r>
+          </w:p>
+        </w:tc>
+      </w:tr>
+      <w:tr>
+        <w:tc>
+          <w:tcPr>
+            <w:tcW w:w="3500" w:type="dxa"/>
+            <w:tcBorders>
+              <w:top w:val="single" w:sz="1" w:space="0" w:color="CCCCCC"/>
+              <w:left w:val="single" w:sz="1" w:space="0" w:color="CCCCCC"/>
+              <w:bottom w:val="single" w:sz="1" w:space="0" w:color="CCCCCC"/>
+              <w:right w:val="single" w:sz="1" w:space="0" w:color="CCCCCC"/>
+            </w:tcBorders>
+            <w:shd w:val="clear" w:color="auto" w:fill="FFFFFF"/>
+            <w:tcMar>
+              <w:top w:w="80" w:type="dxa"/>
+              <w:left w:w="120" w:type="dxa"/>
+              <w:bottom w:w="80" w:type="dxa"/>
+              <w:right w:w="120" w:type="dxa"/>
+            </w:tcMar>
+          </w:tcPr>
+          <w:p>
+            <w:r>
+              <w:rPr>
+                <w:color w:val="555555"/>
+                <w:sz w:val="20"/>
+                <w:szCs w:val="20"/>
+              </w:rPr>
+              <w:t>Training Set (train_c.csv)</w:t>
+            </w:r>
+          </w:p>
+        </w:tc>
+        <w:tc>
+          <w:tcPr>
+            <w:tcW w:w="2500" w:type="dxa"/>
+            <w:tcBorders>
+              <w:top w:val="single" w:sz="1" w:space="0" w:color="CCCCCC"/>
+              <w:left w:val="single" w:sz="1" w:space="0" w:color="CCCCCC"/>
+              <w:bottom w:val="single" w:sz="1" w:space="0" w:color="CCCCCC"/>
+              <w:right w:val="single" w:sz="1" w:space="0" w:color="CCCCCC"/>
+            </w:tcBorders>
+            <w:shd w:val="clear" w:color="auto" w:fill="FFFFFF"/>
+            <w:tcMar>
+              <w:top w:w="80" w:type="dxa"/>
+              <w:left w:w="120" w:type="dxa"/>
+              <w:bottom w:w="80" w:type="dxa"/>
+              <w:right w:w="120" w:type="dxa"/>
+            </w:tcMar>
+          </w:tcPr>
+          <w:p>
+            <w:r>
+              <w:rPr>
+                <w:color w:val="555555"/>
+                <w:sz w:val="20"/>
+                <w:szCs w:val="20"/>
+              </w:rPr>
+              <w:t>~10,186</w:t>
+            </w:r>
+          </w:p>
+        </w:tc>
+        <w:tc>
+          <w:tcPr>
+            <w:tcW w:w="3360" w:type="dxa"/>
+            <w:tcBorders>
+              <w:top w:val="single" w:sz="1" w:space="0" w:color="CCCCCC"/>
+              <w:left w:val="single" w:sz="1" w:space="0" w:color="CCCCCC"/>
+              <w:bottom w:val="single" w:sz="1" w:space="0" w:color="CCCCCC"/>
+              <w:right w:val="single" w:sz="1" w:space="0" w:color="CCCCCC"/>
+            </w:tcBorders>
+            <w:shd w:val="clear" w:color="auto" w:fill="FFFFFF"/>
+            <w:tcMar>
+              <w:top w:w="80" w:type="dxa"/>
+              <w:left w:w="120" w:type="dxa"/>
+              <w:bottom w:w="80" w:type="dxa"/>
+              <w:right w:w="120" w:type="dxa"/>
+            </w:tcMar>
+          </w:tcPr>
+          <w:p>
+            <w:r>
+              <w:rPr>
+                <w:color w:val="555555"/>
+                <w:sz w:val="20"/>
+                <w:szCs w:val="20"/>
+              </w:rPr>
+              <w:t>Model training</w:t>
+            </w:r>
+          </w:p>
+        </w:tc>
+      </w:tr>
+      <w:tr>
+        <w:tc>
+          <w:tcPr>
+            <w:tcW w:w="3500" w:type="dxa"/>
+            <w:tcBorders>
+              <w:top w:val="single" w:sz="1" w:space="0" w:color="CCCCCC"/>
+              <w:left w:val="single" w:sz="1" w:space="0" w:color="CCCCCC"/>
+              <w:bottom w:val="single" w:sz="1" w:space="0" w:color="CCCCCC"/>
+              <w:right w:val="single" w:sz="1" w:space="0" w:color="CCCCCC"/>
+            </w:tcBorders>
+            <w:shd w:val="clear" w:color="auto" w:fill="E8F4F8"/>
+            <w:tcMar>
+              <w:top w:w="80" w:type="dxa"/>
+              <w:left w:w="120" w:type="dxa"/>
+              <w:bottom w:w="80" w:type="dxa"/>
+              <w:right w:w="120" w:type="dxa"/>
+            </w:tcMar>
+          </w:tcPr>
+          <w:p>
+            <w:r>
+              <w:rPr>
+                <w:color w:val="555555"/>
+                <w:sz w:val="20"/>
+                <w:szCs w:val="20"/>
+              </w:rPr>
+              <w:t>Validation Set (val.csv)</w:t>
+            </w:r>
+          </w:p>
+        </w:tc>
+        <w:tc>
+          <w:tcPr>
+            <w:tcW w:w="2500" w:type="dxa"/>
+            <w:tcBorders>
+              <w:top w:val="single" w:sz="1" w:space="0" w:color="CCCCCC"/>
+              <w:left w:val="single" w:sz="1" w:space="0" w:color="CCCCCC"/>
+              <w:bottom w:val="single" w:sz="1" w:space="0" w:color="CCCCCC"/>
+              <w:right w:val="single" w:sz="1" w:space="0" w:color="CCCCCC"/>
+            </w:tcBorders>
+            <w:shd w:val="clear" w:color="auto" w:fill="E8F4F8"/>
+            <w:tcMar>
+              <w:top w:w="80" w:type="dxa"/>
+              <w:left w:w="120" w:type="dxa"/>
+              <w:bottom w:w="80" w:type="dxa"/>
+              <w:right w:w="120" w:type="dxa"/>
+            </w:tcMar>
+          </w:tcPr>
+          <w:p>
+            <w:r>
+              <w:rPr>
+                <w:color w:val="555555"/>
+                <w:sz w:val="20"/>
+                <w:szCs w:val="20"/>
+              </w:rPr>
+              <w:t>~4,366</w:t>
+            </w:r>
+          </w:p>
+        </w:tc>
+        <w:tc>
+          <w:tcPr>
+            <w:tcW w:w="3360" w:type="dxa"/>
+            <w:tcBorders>
+              <w:top w:val="single" w:sz="1" w:space="0" w:color="CCCCCC"/>
+              <w:left w:val="single" w:sz="1" w:space="0" w:color="CCCCCC"/>
+              <w:bottom w:val="single" w:sz="1" w:space="0" w:color="CCCCCC"/>
+              <w:right w:val="single" w:sz="1" w:space="0" w:color="CCCCCC"/>
+            </w:tcBorders>
+            <w:shd w:val="clear" w:color="auto" w:fill="E8F4F8"/>
+            <w:tcMar>
+              <w:top w:w="80" w:type="dxa"/>
+              <w:left w:w="120" w:type="dxa"/>
+              <w:bottom w:w="80" w:type="dxa"/>
+              <w:right w:w="120" w:type="dxa"/>
+            </w:tcMar>
+          </w:tcPr>
+          <w:p>
+            <w:r>
+              <w:rPr>
+                <w:color w:val="555555"/>
+                <w:sz w:val="20"/>
+                <w:szCs w:val="20"/>
+              </w:rPr>
+              <w:t>Hyperparameter tuning &amp; evaluation</w:t>
+            </w:r>
+          </w:p>
+        </w:tc>
+      </w:tr>
+      <w:tr>
+        <w:tc>
+          <w:tcPr>
+            <w:tcW w:w="3500" w:type="dxa"/>
+            <w:tcBorders>
+              <w:top w:val="single" w:sz="1" w:space="0" w:color="CCCCCC"/>
+              <w:left w:val="single" w:sz="1" w:space="0" w:color="CCCCCC"/>
+              <w:bottom w:val="single" w:sz="1" w:space="0" w:color="CCCCCC"/>
+              <w:right w:val="single" w:sz="1" w:space="0" w:color="CCCCCC"/>
+            </w:tcBorders>
+            <w:shd w:val="clear" w:color="auto" w:fill="FFFFFF"/>
+            <w:tcMar>
+              <w:top w:w="80" w:type="dxa"/>
+              <w:left w:w="120" w:type="dxa"/>
+              <w:bottom w:w="80" w:type="dxa"/>
+              <w:right w:w="120" w:type="dxa"/>
+            </w:tcMar>
+          </w:tcPr>
+          <w:p>
+            <w:r>
+              <w:rPr>
+                <w:color w:val="555555"/>
+                <w:sz w:val="20"/>
+                <w:szCs w:val="20"/>
+              </w:rPr>
+              <w:t>Test Set (test_no_label.csv)</w:t>
+            </w:r>
+          </w:p>
+        </w:tc>
+        <w:tc>
+          <w:tcPr>
+            <w:tcW w:w="2500" w:type="dxa"/>
+            <w:tcBorders>
+              <w:top w:val="single" w:sz="1" w:space="0" w:color="CCCCCC"/>
+              <w:left w:val="single" w:sz="1" w:space="0" w:color="CCCCCC"/>
+              <w:bottom w:val="single" w:sz="1" w:space="0" w:color="CCCCCC"/>
+              <w:right w:val="single" w:sz="1" w:space="0" w:color="CCCCCC"/>
+            </w:tcBorders>
+            <w:shd w:val="clear" w:color="auto" w:fill="FFFFFF"/>
+            <w:tcMar>
+              <w:top w:w="80" w:type="dxa"/>
+              <w:left w:w="120" w:type="dxa"/>
+              <w:bottom w:w="80" w:type="dxa"/>
+              <w:right w:w="120" w:type="dxa"/>
+            </w:tcMar>
+          </w:tcPr>
+          <w:p>
+            <w:r>
+              <w:rPr>
+                <w:color w:val="555555"/>
+                <w:sz w:val="20"/>
+                <w:szCs w:val="20"/>
+              </w:rPr>
+              <w:t>3,403</w:t>
+            </w:r>
+          </w:p>
+        </w:tc>
+        <w:tc>
+          <w:tcPr>
+            <w:tcW w:w="3360" w:type="dxa"/>
+            <w:tcBorders>
+              <w:top w:val="single" w:sz="1" w:space="0" w:color="CCCCCC"/>
+              <w:left w:val="single" w:sz="1" w:space="0" w:color="CCCCCC"/>
+              <w:bottom w:val="single" w:sz="1" w:space="0" w:color="CCCCCC"/>
+              <w:right w:val="single" w:sz="1" w:space="0" w:color="CCCCCC"/>
+            </w:tcBorders>
+            <w:shd w:val="clear" w:color="auto" w:fill="FFFFFF"/>
+            <w:tcMar>
+              <w:top w:w="80" w:type="dxa"/>
+              <w:left w:w="120" w:type="dxa"/>
+              <w:bottom w:w="80" w:type="dxa"/>
+              <w:right w:w="120" w:type="dxa"/>
+            </w:tcMar>
+          </w:tcPr>
+          <w:p>
+            <w:r>
+              <w:rPr>
+                <w:color w:val="555555"/>
+                <w:sz w:val="20"/>
+                <w:szCs w:val="20"/>
+              </w:rPr>
+              <w:t>Final competition predictions</w:t>
+            </w:r>
+          </w:p>
+        </w:tc>
+      </w:tr>
+    </w:tbl>
+    <w:p>
+      <w:pPr>
+        <w:spacing w:before="80" w:after="100"/>
+      </w:pPr>
+    </w:p>
+    <w:p>
+      <w:pPr>
+        <w:pStyle w:val="Heading3"/>
+      </w:pPr>
+      <w:r>
+        <w:t>Features</w:t>
+      </w:r>
+    </w:p>
+    <w:p>
+      <w:r>
+        <w:rPr>
+          <w:color w:val="555555"/>
+        </w:rPr>
+        <w:t>The dataset</w:t>
+      </w:r>
+      <w:r>
+        <w:rPr>
+          <w:color w:val="555555"/>
+        </w:rPr>
+        <w:t xml:space="preserve"> </w:t>
+      </w:r>
+      <w:r>
+        <w:rPr>
+          <w:color w:val="555555"/>
+        </w:rPr>
+        <w:t>columns</w:t>
+      </w:r>
+      <w:r>
+        <w:rPr>
+          <w:color w:val="555555"/>
+        </w:rPr>
+        <w:t xml:space="preserve">, rows, </w:t>
+      </w:r>
+    </w:p>
+    <w:p/>
+    <w:p/>
+    <w:p>
+      <w:pPr>
+        <w:pStyle w:val="Heading2"/>
+      </w:pPr>
+      <w:r>
+        <w:t>Conclusion</w:t>
+      </w:r>
+    </w:p>
+    <w:p>
+      <w:pPr>
+        <w:rPr>
+          <w:b/>
+          <w:bCs/>
+        </w:rPr>
+      </w:pPr>
+      <w:r>
+        <w:rPr>
+          <w:b/>
+          <w:bCs/>
+        </w:rPr>
+        <w:t>Best Model</w:t>
+      </w:r>
+    </w:p>
+    <w:p>
+      <w:r>
+        <w:t xml:space="preserve">The optimized </w:t>
+      </w:r>
+      <w:proofErr w:type="spellStart"/>
+      <w:r>
+        <w:rPr>
+          <w:b/>
+          <w:bCs/>
+        </w:rPr>
+        <w:t>XGBoost</w:t>
+      </w:r>
+      <w:proofErr w:type="spellEnd"/>
+      <w:r>
+        <w:t>/</w:t>
+      </w:r>
+      <w:proofErr w:type="spellStart"/>
+      <w:r>
+        <w:rPr>
+          <w:b/>
+          <w:bCs/>
+        </w:rPr>
+        <w:t>LightGBM</w:t>
+      </w:r>
+      <w:proofErr w:type="spellEnd"/>
+      <w:r>
+        <w:t xml:space="preserve"> framework achieved the highest overall metrics across the evaluation splits. Its leaf-wise tree splitting mechanism allowed it to capture highly complex, non-linear geometric decision boundaries that separated overlapping bean types easily. </w:t>
+      </w:r>
+    </w:p>
+    <w:p>
+      <w:pPr>
+        <w:rPr>
+          <w:b/>
+          <w:bCs/>
+        </w:rPr>
+      </w:pPr>
+      <w:r>
+        <w:rPr>
+          <w:b/>
+          <w:bCs/>
+        </w:rPr>
+        <w:t>Most Important Features</w:t>
+      </w:r>
+    </w:p>
+    <w:p>
+      <w:r>
+        <w:t xml:space="preserve">Feature importance rankings extracted from our trained ensemble models revealed that </w:t>
+      </w:r>
+      <w:r>
+        <w:rPr>
+          <w:b/>
+          <w:bCs/>
+        </w:rPr>
+        <w:t>Area</w:t>
+      </w:r>
+      <w:r>
+        <w:t xml:space="preserve">, </w:t>
+      </w:r>
+      <w:r>
+        <w:rPr>
+          <w:b/>
+          <w:bCs/>
+        </w:rPr>
+        <w:t>Perimeter</w:t>
+      </w:r>
+      <w:r>
+        <w:t xml:space="preserve">, and </w:t>
+      </w:r>
+      <w:r>
+        <w:rPr>
+          <w:b/>
+          <w:bCs/>
+        </w:rPr>
+        <w:t>ShapeFactor1</w:t>
+      </w:r>
+      <w:r>
+        <w:t xml:space="preserve"> represent the most dominant indicators when determining species taxonomy.</w:t>
+      </w:r>
+    </w:p>
+    <w:p>
+      <w:pPr>
+        <w:rPr>
+          <w:b/>
+          <w:bCs/>
+        </w:rPr>
+      </w:pPr>
+      <w:r>
+        <w:rPr>
+          <w:b/>
+          <w:bCs/>
+        </w:rPr>
+        <w:t>Future Improvements</w:t>
+      </w:r>
+    </w:p>
+    <w:p>
+      <w:r>
+        <w:t>To further push the performance boundaries on the competitive leaderboard, future work should investigate:</w:t>
+      </w:r>
+    </w:p>
+    <w:p>
+      <w:pPr>
+        <w:numPr>
+          <w:ilvl w:val="0"/>
+          <w:numId w:val="24"/>
+        </w:numPr>
+      </w:pPr>
+      <w:r>
+        <w:rPr>
+          <w:b/>
+          <w:bCs/>
+        </w:rPr>
+        <w:lastRenderedPageBreak/>
+        <w:t>Feature Interaction Extraction:</w:t>
+      </w:r>
+      <w:r>
+        <w:t xml:space="preserve"> Engineering specific cross-ratio features (e.g., Area multiplied by Eccentricity).</w:t>
+      </w:r>
+    </w:p>
+    <w:p>
+      <w:pPr>
+        <w:numPr>
+          <w:ilvl w:val="0"/>
+          <w:numId w:val="24"/>
+        </w:numPr>
+      </w:pPr>
+      <w:r>
+        <w:rPr>
+          <w:b/>
+          <w:bCs/>
+        </w:rPr>
+        <w:t>Deep Learning Implementations:</w:t>
+      </w:r>
+      <w:r>
+        <w:t xml:space="preserve"> Developing a Multi-Layer Perceptron (MLP) neural network to capture higher-order structural abstractions.</w:t>
+      </w:r>
+    </w:p>
+    <w:p/>
     <w:sectPr>
       <w:footerReference w:type="default" r:id="rId8"/>
       <w:pgSz w:w="12240" w:h="15840"/>
@@ -702,6 +1356,151 @@
     </w:lvl>
   </w:abstractNum>
   <w:abstractNum w:abstractNumId="11" w15:restartNumberingAfterBreak="0">
+    <w:nsid w:val="04E44EA8"/>
+    <w:multiLevelType w:val="multilevel"/>
+    <w:tmpl w:val="8C7299A4"/>
+    <w:lvl w:ilvl="0">
+      <w:start w:val="1"/>
+      <w:numFmt w:val="bullet"/>
+      <w:lvlText w:val=""/>
+      <w:lvlJc w:val="left"/>
+      <w:pPr>
+        <w:tabs>
+          <w:tab w:val="num" w:pos="720"/>
+        </w:tabs>
+        <w:ind w:left="720" w:hanging="360"/>
+      </w:pPr>
+      <w:rPr>
+        <w:rFonts w:ascii="Symbol" w:hAnsi="Symbol" w:hint="default"/>
+        <w:sz w:val="20"/>
+      </w:rPr>
+    </w:lvl>
+    <w:lvl w:ilvl="1">
+      <w:start w:val="1"/>
+      <w:numFmt w:val="decimal"/>
+      <w:lvlText w:val="%2."/>
+      <w:lvlJc w:val="left"/>
+      <w:pPr>
+        <w:tabs>
+          <w:tab w:val="num" w:pos="1440"/>
+        </w:tabs>
+        <w:ind w:left="1440" w:hanging="360"/>
+      </w:pPr>
+    </w:lvl>
+    <w:lvl w:ilvl="2" w:tentative="1">
+      <w:start w:val="1"/>
+      <w:numFmt w:val="bullet"/>
+      <w:lvlText w:val=""/>
+      <w:lvlJc w:val="left"/>
+      <w:pPr>
+        <w:tabs>
+          <w:tab w:val="num" w:pos="2160"/>
+        </w:tabs>
+        <w:ind w:left="2160" w:hanging="360"/>
+      </w:pPr>
+      <w:rPr>
+        <w:rFonts w:ascii="Wingdings" w:hAnsi="Wingdings" w:hint="default"/>
+        <w:sz w:val="20"/>
+      </w:rPr>
+    </w:lvl>
+    <w:lvl w:ilvl="3" w:tentative="1">
+      <w:start w:val="1"/>
+      <w:numFmt w:val="bullet"/>
+      <w:lvlText w:val=""/>
+      <w:lvlJc w:val="left"/>
+      <w:pPr>
+        <w:tabs>
+          <w:tab w:val="num" w:pos="2880"/>
+        </w:tabs>
+        <w:ind w:left="2880" w:hanging="360"/>
+      </w:pPr>
+      <w:rPr>
+        <w:rFonts w:ascii="Wingdings" w:hAnsi="Wingdings" w:hint="default"/>
+        <w:sz w:val="20"/>
+      </w:rPr>
+    </w:lvl>
+    <w:lvl w:ilvl="4" w:tentative="1">
+      <w:start w:val="1"/>
+      <w:numFmt w:val="bullet"/>
+      <w:lvlText w:val=""/>
+      <w:lvlJc w:val="left"/>
+      <w:pPr>
+        <w:tabs>
+          <w:tab w:val="num" w:pos="3600"/>
+        </w:tabs>
+        <w:ind w:left="3600" w:hanging="360"/>
+      </w:pPr>
+      <w:rPr>
+        <w:rFonts w:ascii="Wingdings" w:hAnsi="Wingdings" w:hint="default"/>
+        <w:sz w:val="20"/>
+      </w:rPr>
+    </w:lvl>
+    <w:lvl w:ilvl="5" w:tentative="1">
+      <w:start w:val="1"/>
+      <w:numFmt w:val="bullet"/>
+      <w:lvlText w:val=""/>
+      <w:lvlJc w:val="left"/>
+      <w:pPr>
+        <w:tabs>
+          <w:tab w:val="num" w:pos="4320"/>
+        </w:tabs>
+        <w:ind w:left="4320" w:hanging="360"/>
+      </w:pPr>
+      <w:rPr>
+        <w:rFonts w:ascii="Wingdings" w:hAnsi="Wingdings" w:hint="default"/>
+        <w:sz w:val="20"/>
+      </w:rPr>
+    </w:lvl>
+    <w:lvl w:ilvl="6" w:tentative="1">
+      <w:start w:val="1"/>
+      <w:numFmt w:val="bullet"/>
+      <w:lvlText w:val=""/>
+      <w:lvlJc w:val="left"/>
+      <w:pPr>
+        <w:tabs>
+          <w:tab w:val="num" w:pos="5040"/>
+        </w:tabs>
+        <w:ind w:left="5040" w:hanging="360"/>
+      </w:pPr>
+      <w:rPr>
+        <w:rFonts w:ascii="Wingdings" w:hAnsi="Wingdings" w:hint="default"/>
+        <w:sz w:val="20"/>
+      </w:rPr>
+    </w:lvl>
+    <w:lvl w:ilvl="7" w:tentative="1">
+      <w:start w:val="1"/>
+      <w:numFmt w:val="bullet"/>
+      <w:lvlText w:val=""/>
+      <w:lvlJc w:val="left"/>
+      <w:pPr>
+        <w:tabs>
+          <w:tab w:val="num" w:pos="5760"/>
+        </w:tabs>
+        <w:ind w:left="5760" w:hanging="360"/>
+      </w:pPr>
+      <w:rPr>
+        <w:rFonts w:ascii="Wingdings" w:hAnsi="Wingdings" w:hint="default"/>
+        <w:sz w:val="20"/>
+      </w:rPr>
+    </w:lvl>
+    <w:lvl w:ilvl="8" w:tentative="1">
+      <w:start w:val="1"/>
+      <w:numFmt w:val="bullet"/>
+      <w:lvlText w:val=""/>
+      <w:lvlJc w:val="left"/>
+      <w:pPr>
+        <w:tabs>
+          <w:tab w:val="num" w:pos="6480"/>
+        </w:tabs>
+        <w:ind w:left="6480" w:hanging="360"/>
+      </w:pPr>
+      <w:rPr>
+        <w:rFonts w:ascii="Wingdings" w:hAnsi="Wingdings" w:hint="default"/>
+        <w:sz w:val="20"/>
+      </w:rPr>
+    </w:lvl>
+  </w:abstractNum>
+  <w:abstractNum w:abstractNumId="12" w15:restartNumberingAfterBreak="0">
     <w:nsid w:val="0D483622"/>
     <w:multiLevelType w:val="multilevel"/>
     <w:tmpl w:val="04090023"/>
@@ -788,7 +1587,174 @@
       </w:pPr>
     </w:lvl>
   </w:abstractNum>
-  <w:abstractNum w:abstractNumId="12" w15:restartNumberingAfterBreak="0">
+  <w:abstractNum w:abstractNumId="13" w15:restartNumberingAfterBreak="0">
+    <w:nsid w:val="114A735F"/>
+    <w:multiLevelType w:val="multilevel"/>
+    <w:tmpl w:val="A818274C"/>
+    <w:lvl w:ilvl="0">
+      <w:start w:val="1"/>
+      <w:numFmt w:val="decimal"/>
+      <w:lvlText w:val="%1."/>
+      <w:lvlJc w:val="left"/>
+      <w:pPr>
+        <w:tabs>
+          <w:tab w:val="num" w:pos="720"/>
+        </w:tabs>
+        <w:ind w:left="720" w:hanging="360"/>
+      </w:pPr>
+    </w:lvl>
+    <w:lvl w:ilvl="1" w:tentative="1">
+      <w:start w:val="1"/>
+      <w:numFmt w:val="decimal"/>
+      <w:lvlText w:val="%2."/>
+      <w:lvlJc w:val="left"/>
+      <w:pPr>
+        <w:tabs>
+          <w:tab w:val="num" w:pos="1440"/>
+        </w:tabs>
+        <w:ind w:left="1440" w:hanging="360"/>
+      </w:pPr>
+    </w:lvl>
+    <w:lvl w:ilvl="2" w:tentative="1">
+      <w:start w:val="1"/>
+      <w:numFmt w:val="decimal"/>
+      <w:lvlText w:val="%3."/>
+      <w:lvlJc w:val="left"/>
+      <w:pPr>
+        <w:tabs>
+          <w:tab w:val="num" w:pos="2160"/>
+        </w:tabs>
+        <w:ind w:left="2160" w:hanging="360"/>
+      </w:pPr>
+    </w:lvl>
+    <w:lvl w:ilvl="3" w:tentative="1">
+      <w:start w:val="1"/>
+      <w:numFmt w:val="decimal"/>
+      <w:lvlText w:val="%4."/>
+      <w:lvlJc w:val="left"/>
+      <w:pPr>
+        <w:tabs>
+          <w:tab w:val="num" w:pos="2880"/>
+        </w:tabs>
+        <w:ind w:left="2880" w:hanging="360"/>
+      </w:pPr>
+    </w:lvl>
+    <w:lvl w:ilvl="4" w:tentative="1">
+      <w:start w:val="1"/>
+      <w:numFmt w:val="decimal"/>
+      <w:lvlText w:val="%5."/>
+      <w:lvlJc w:val="left"/>
+      <w:pPr>
+        <w:tabs>
+          <w:tab w:val="num" w:pos="3600"/>
+        </w:tabs>
+        <w:ind w:left="3600" w:hanging="360"/>
+      </w:pPr>
+    </w:lvl>
+    <w:lvl w:ilvl="5" w:tentative="1">
+      <w:start w:val="1"/>
+      <w:numFmt w:val="decimal"/>
+      <w:lvlText w:val="%6."/>
+      <w:lvlJc w:val="left"/>
+      <w:pPr>
+        <w:tabs>
+          <w:tab w:val="num" w:pos="4320"/>
+        </w:tabs>
+        <w:ind w:left="4320" w:hanging="360"/>
+      </w:pPr>
+    </w:lvl>
+    <w:lvl w:ilvl="6" w:tentative="1">
+      <w:start w:val="1"/>
+      <w:numFmt w:val="decimal"/>
+      <w:lvlText w:val="%7."/>
+      <w:lvlJc w:val="left"/>
+      <w:pPr>
+        <w:tabs>
+          <w:tab w:val="num" w:pos="5040"/>
+        </w:tabs>
+        <w:ind w:left="5040" w:hanging="360"/>
+      </w:pPr>
+    </w:lvl>
+    <w:lvl w:ilvl="7" w:tentative="1">
+      <w:start w:val="1"/>
+      <w:numFmt w:val="decimal"/>
+      <w:lvlText w:val="%8."/>
+      <w:lvlJc w:val="left"/>
+      <w:pPr>
+        <w:tabs>
+          <w:tab w:val="num" w:pos="5760"/>
+        </w:tabs>
+        <w:ind w:left="5760" w:hanging="360"/>
+      </w:pPr>
+    </w:lvl>
+    <w:lvl w:ilvl="8" w:tentative="1">
+      <w:start w:val="1"/>
+      <w:numFmt w:val="decimal"/>
+      <w:lvlText w:val="%9."/>
+      <w:lvlJc w:val="left"/>
+      <w:pPr>
+        <w:tabs>
+          <w:tab w:val="num" w:pos="6480"/>
+        </w:tabs>
+        <w:ind w:left="6480" w:hanging="360"/>
+      </w:pPr>
+    </w:lvl>
+  </w:abstractNum>
+  <w:abstractNum w:abstractNumId="14" w15:restartNumberingAfterBreak="0">
+    <w:nsid w:val="2B5806A7"/>
+    <w:multiLevelType w:val="hybridMultilevel"/>
+    <w:tmpl w:val="A9E65278"/>
+    <w:lvl w:ilvl="0" w:tplc="30FC7BA0">
+      <w:start w:val="1"/>
+      <w:numFmt w:val="bullet"/>
+      <w:lvlText w:val="•"/>
+      <w:lvlJc w:val="left"/>
+      <w:pPr>
+        <w:ind w:left="720" w:hanging="360"/>
+      </w:pPr>
+    </w:lvl>
+    <w:lvl w:ilvl="1" w:tplc="0AE8CB8E">
+      <w:numFmt w:val="decimal"/>
+      <w:lvlText w:val=""/>
+      <w:lvlJc w:val="left"/>
+    </w:lvl>
+    <w:lvl w:ilvl="2" w:tplc="BA40D0C4">
+      <w:numFmt w:val="decimal"/>
+      <w:lvlText w:val=""/>
+      <w:lvlJc w:val="left"/>
+    </w:lvl>
+    <w:lvl w:ilvl="3" w:tplc="AAC4BDD6">
+      <w:numFmt w:val="decimal"/>
+      <w:lvlText w:val=""/>
+      <w:lvlJc w:val="left"/>
+    </w:lvl>
+    <w:lvl w:ilvl="4" w:tplc="2AA2135C">
+      <w:numFmt w:val="decimal"/>
+      <w:lvlText w:val=""/>
+      <w:lvlJc w:val="left"/>
+    </w:lvl>
+    <w:lvl w:ilvl="5" w:tplc="2BB2C710">
+      <w:numFmt w:val="decimal"/>
+      <w:lvlText w:val=""/>
+      <w:lvlJc w:val="left"/>
+    </w:lvl>
+    <w:lvl w:ilvl="6" w:tplc="443AF618">
+      <w:numFmt w:val="decimal"/>
+      <w:lvlText w:val=""/>
+      <w:lvlJc w:val="left"/>
+    </w:lvl>
+    <w:lvl w:ilvl="7" w:tplc="85605C12">
+      <w:numFmt w:val="decimal"/>
+      <w:lvlText w:val=""/>
+      <w:lvlJc w:val="left"/>
+    </w:lvl>
+    <w:lvl w:ilvl="8" w:tplc="7C24E3AC">
+      <w:numFmt w:val="decimal"/>
+      <w:lvlText w:val=""/>
+      <w:lvlJc w:val="left"/>
+    </w:lvl>
+  </w:abstractNum>
+  <w:abstractNum w:abstractNumId="15" w15:restartNumberingAfterBreak="0">
     <w:nsid w:val="47164D09"/>
     <w:multiLevelType w:val="multilevel"/>
     <w:tmpl w:val="0409001F"/>
@@ -871,6 +1837,1013 @@
       <w:lvlJc w:val="left"/>
       <w:pPr>
         <w:ind w:left="4320" w:hanging="1440"/>
+      </w:pPr>
+    </w:lvl>
+  </w:abstractNum>
+  <w:abstractNum w:abstractNumId="16" w15:restartNumberingAfterBreak="0">
+    <w:nsid w:val="4A557558"/>
+    <w:multiLevelType w:val="multilevel"/>
+    <w:tmpl w:val="FE383108"/>
+    <w:lvl w:ilvl="0">
+      <w:start w:val="1"/>
+      <w:numFmt w:val="bullet"/>
+      <w:lvlText w:val=""/>
+      <w:lvlJc w:val="left"/>
+      <w:pPr>
+        <w:tabs>
+          <w:tab w:val="num" w:pos="720"/>
+        </w:tabs>
+        <w:ind w:left="720" w:hanging="360"/>
+      </w:pPr>
+      <w:rPr>
+        <w:rFonts w:ascii="Symbol" w:hAnsi="Symbol" w:hint="default"/>
+        <w:sz w:val="20"/>
+      </w:rPr>
+    </w:lvl>
+    <w:lvl w:ilvl="1" w:tentative="1">
+      <w:start w:val="1"/>
+      <w:numFmt w:val="bullet"/>
+      <w:lvlText w:val="o"/>
+      <w:lvlJc w:val="left"/>
+      <w:pPr>
+        <w:tabs>
+          <w:tab w:val="num" w:pos="1440"/>
+        </w:tabs>
+        <w:ind w:left="1440" w:hanging="360"/>
+      </w:pPr>
+      <w:rPr>
+        <w:rFonts w:ascii="Courier New" w:hAnsi="Courier New" w:hint="default"/>
+        <w:sz w:val="20"/>
+      </w:rPr>
+    </w:lvl>
+    <w:lvl w:ilvl="2" w:tentative="1">
+      <w:start w:val="1"/>
+      <w:numFmt w:val="bullet"/>
+      <w:lvlText w:val=""/>
+      <w:lvlJc w:val="left"/>
+      <w:pPr>
+        <w:tabs>
+          <w:tab w:val="num" w:pos="2160"/>
+        </w:tabs>
+        <w:ind w:left="2160" w:hanging="360"/>
+      </w:pPr>
+      <w:rPr>
+        <w:rFonts w:ascii="Wingdings" w:hAnsi="Wingdings" w:hint="default"/>
+        <w:sz w:val="20"/>
+      </w:rPr>
+    </w:lvl>
+    <w:lvl w:ilvl="3" w:tentative="1">
+      <w:start w:val="1"/>
+      <w:numFmt w:val="bullet"/>
+      <w:lvlText w:val=""/>
+      <w:lvlJc w:val="left"/>
+      <w:pPr>
+        <w:tabs>
+          <w:tab w:val="num" w:pos="2880"/>
+        </w:tabs>
+        <w:ind w:left="2880" w:hanging="360"/>
+      </w:pPr>
+      <w:rPr>
+        <w:rFonts w:ascii="Wingdings" w:hAnsi="Wingdings" w:hint="default"/>
+        <w:sz w:val="20"/>
+      </w:rPr>
+    </w:lvl>
+    <w:lvl w:ilvl="4" w:tentative="1">
+      <w:start w:val="1"/>
+      <w:numFmt w:val="bullet"/>
+      <w:lvlText w:val=""/>
+      <w:lvlJc w:val="left"/>
+      <w:pPr>
+        <w:tabs>
+          <w:tab w:val="num" w:pos="3600"/>
+        </w:tabs>
+        <w:ind w:left="3600" w:hanging="360"/>
+      </w:pPr>
+      <w:rPr>
+        <w:rFonts w:ascii="Wingdings" w:hAnsi="Wingdings" w:hint="default"/>
+        <w:sz w:val="20"/>
+      </w:rPr>
+    </w:lvl>
+    <w:lvl w:ilvl="5" w:tentative="1">
+      <w:start w:val="1"/>
+      <w:numFmt w:val="bullet"/>
+      <w:lvlText w:val=""/>
+      <w:lvlJc w:val="left"/>
+      <w:pPr>
+        <w:tabs>
+          <w:tab w:val="num" w:pos="4320"/>
+        </w:tabs>
+        <w:ind w:left="4320" w:hanging="360"/>
+      </w:pPr>
+      <w:rPr>
+        <w:rFonts w:ascii="Wingdings" w:hAnsi="Wingdings" w:hint="default"/>
+        <w:sz w:val="20"/>
+      </w:rPr>
+    </w:lvl>
+    <w:lvl w:ilvl="6" w:tentative="1">
+      <w:start w:val="1"/>
+      <w:numFmt w:val="bullet"/>
+      <w:lvlText w:val=""/>
+      <w:lvlJc w:val="left"/>
+      <w:pPr>
+        <w:tabs>
+          <w:tab w:val="num" w:pos="5040"/>
+        </w:tabs>
+        <w:ind w:left="5040" w:hanging="360"/>
+      </w:pPr>
+      <w:rPr>
+        <w:rFonts w:ascii="Wingdings" w:hAnsi="Wingdings" w:hint="default"/>
+        <w:sz w:val="20"/>
+      </w:rPr>
+    </w:lvl>
+    <w:lvl w:ilvl="7" w:tentative="1">
+      <w:start w:val="1"/>
+      <w:numFmt w:val="bullet"/>
+      <w:lvlText w:val=""/>
+      <w:lvlJc w:val="left"/>
+      <w:pPr>
+        <w:tabs>
+          <w:tab w:val="num" w:pos="5760"/>
+        </w:tabs>
+        <w:ind w:left="5760" w:hanging="360"/>
+      </w:pPr>
+      <w:rPr>
+        <w:rFonts w:ascii="Wingdings" w:hAnsi="Wingdings" w:hint="default"/>
+        <w:sz w:val="20"/>
+      </w:rPr>
+    </w:lvl>
+    <w:lvl w:ilvl="8" w:tentative="1">
+      <w:start w:val="1"/>
+      <w:numFmt w:val="bullet"/>
+      <w:lvlText w:val=""/>
+      <w:lvlJc w:val="left"/>
+      <w:pPr>
+        <w:tabs>
+          <w:tab w:val="num" w:pos="6480"/>
+        </w:tabs>
+        <w:ind w:left="6480" w:hanging="360"/>
+      </w:pPr>
+      <w:rPr>
+        <w:rFonts w:ascii="Wingdings" w:hAnsi="Wingdings" w:hint="default"/>
+        <w:sz w:val="20"/>
+      </w:rPr>
+    </w:lvl>
+  </w:abstractNum>
+  <w:abstractNum w:abstractNumId="17" w15:restartNumberingAfterBreak="0">
+    <w:nsid w:val="52DA43D2"/>
+    <w:multiLevelType w:val="multilevel"/>
+    <w:tmpl w:val="1AA23002"/>
+    <w:lvl w:ilvl="0">
+      <w:start w:val="1"/>
+      <w:numFmt w:val="bullet"/>
+      <w:lvlText w:val=""/>
+      <w:lvlJc w:val="left"/>
+      <w:pPr>
+        <w:tabs>
+          <w:tab w:val="num" w:pos="720"/>
+        </w:tabs>
+        <w:ind w:left="720" w:hanging="360"/>
+      </w:pPr>
+      <w:rPr>
+        <w:rFonts w:ascii="Symbol" w:hAnsi="Symbol" w:hint="default"/>
+        <w:sz w:val="20"/>
+      </w:rPr>
+    </w:lvl>
+    <w:lvl w:ilvl="1" w:tentative="1">
+      <w:start w:val="1"/>
+      <w:numFmt w:val="bullet"/>
+      <w:lvlText w:val="o"/>
+      <w:lvlJc w:val="left"/>
+      <w:pPr>
+        <w:tabs>
+          <w:tab w:val="num" w:pos="1440"/>
+        </w:tabs>
+        <w:ind w:left="1440" w:hanging="360"/>
+      </w:pPr>
+      <w:rPr>
+        <w:rFonts w:ascii="Courier New" w:hAnsi="Courier New" w:hint="default"/>
+        <w:sz w:val="20"/>
+      </w:rPr>
+    </w:lvl>
+    <w:lvl w:ilvl="2" w:tentative="1">
+      <w:start w:val="1"/>
+      <w:numFmt w:val="bullet"/>
+      <w:lvlText w:val=""/>
+      <w:lvlJc w:val="left"/>
+      <w:pPr>
+        <w:tabs>
+          <w:tab w:val="num" w:pos="2160"/>
+        </w:tabs>
+        <w:ind w:left="2160" w:hanging="360"/>
+      </w:pPr>
+      <w:rPr>
+        <w:rFonts w:ascii="Wingdings" w:hAnsi="Wingdings" w:hint="default"/>
+        <w:sz w:val="20"/>
+      </w:rPr>
+    </w:lvl>
+    <w:lvl w:ilvl="3" w:tentative="1">
+      <w:start w:val="1"/>
+      <w:numFmt w:val="bullet"/>
+      <w:lvlText w:val=""/>
+      <w:lvlJc w:val="left"/>
+      <w:pPr>
+        <w:tabs>
+          <w:tab w:val="num" w:pos="2880"/>
+        </w:tabs>
+        <w:ind w:left="2880" w:hanging="360"/>
+      </w:pPr>
+      <w:rPr>
+        <w:rFonts w:ascii="Wingdings" w:hAnsi="Wingdings" w:hint="default"/>
+        <w:sz w:val="20"/>
+      </w:rPr>
+    </w:lvl>
+    <w:lvl w:ilvl="4" w:tentative="1">
+      <w:start w:val="1"/>
+      <w:numFmt w:val="bullet"/>
+      <w:lvlText w:val=""/>
+      <w:lvlJc w:val="left"/>
+      <w:pPr>
+        <w:tabs>
+          <w:tab w:val="num" w:pos="3600"/>
+        </w:tabs>
+        <w:ind w:left="3600" w:hanging="360"/>
+      </w:pPr>
+      <w:rPr>
+        <w:rFonts w:ascii="Wingdings" w:hAnsi="Wingdings" w:hint="default"/>
+        <w:sz w:val="20"/>
+      </w:rPr>
+    </w:lvl>
+    <w:lvl w:ilvl="5" w:tentative="1">
+      <w:start w:val="1"/>
+      <w:numFmt w:val="bullet"/>
+      <w:lvlText w:val=""/>
+      <w:lvlJc w:val="left"/>
+      <w:pPr>
+        <w:tabs>
+          <w:tab w:val="num" w:pos="4320"/>
+        </w:tabs>
+        <w:ind w:left="4320" w:hanging="360"/>
+      </w:pPr>
+      <w:rPr>
+        <w:rFonts w:ascii="Wingdings" w:hAnsi="Wingdings" w:hint="default"/>
+        <w:sz w:val="20"/>
+      </w:rPr>
+    </w:lvl>
+    <w:lvl w:ilvl="6" w:tentative="1">
+      <w:start w:val="1"/>
+      <w:numFmt w:val="bullet"/>
+      <w:lvlText w:val=""/>
+      <w:lvlJc w:val="left"/>
+      <w:pPr>
+        <w:tabs>
+          <w:tab w:val="num" w:pos="5040"/>
+        </w:tabs>
+        <w:ind w:left="5040" w:hanging="360"/>
+      </w:pPr>
+      <w:rPr>
+        <w:rFonts w:ascii="Wingdings" w:hAnsi="Wingdings" w:hint="default"/>
+        <w:sz w:val="20"/>
+      </w:rPr>
+    </w:lvl>
+    <w:lvl w:ilvl="7" w:tentative="1">
+      <w:start w:val="1"/>
+      <w:numFmt w:val="bullet"/>
+      <w:lvlText w:val=""/>
+      <w:lvlJc w:val="left"/>
+      <w:pPr>
+        <w:tabs>
+          <w:tab w:val="num" w:pos="5760"/>
+        </w:tabs>
+        <w:ind w:left="5760" w:hanging="360"/>
+      </w:pPr>
+      <w:rPr>
+        <w:rFonts w:ascii="Wingdings" w:hAnsi="Wingdings" w:hint="default"/>
+        <w:sz w:val="20"/>
+      </w:rPr>
+    </w:lvl>
+    <w:lvl w:ilvl="8" w:tentative="1">
+      <w:start w:val="1"/>
+      <w:numFmt w:val="bullet"/>
+      <w:lvlText w:val=""/>
+      <w:lvlJc w:val="left"/>
+      <w:pPr>
+        <w:tabs>
+          <w:tab w:val="num" w:pos="6480"/>
+        </w:tabs>
+        <w:ind w:left="6480" w:hanging="360"/>
+      </w:pPr>
+      <w:rPr>
+        <w:rFonts w:ascii="Wingdings" w:hAnsi="Wingdings" w:hint="default"/>
+        <w:sz w:val="20"/>
+      </w:rPr>
+    </w:lvl>
+  </w:abstractNum>
+  <w:abstractNum w:abstractNumId="18" w15:restartNumberingAfterBreak="0">
+    <w:nsid w:val="53094716"/>
+    <w:multiLevelType w:val="multilevel"/>
+    <w:tmpl w:val="CC2674B4"/>
+    <w:lvl w:ilvl="0">
+      <w:start w:val="1"/>
+      <w:numFmt w:val="bullet"/>
+      <w:lvlText w:val=""/>
+      <w:lvlJc w:val="left"/>
+      <w:pPr>
+        <w:tabs>
+          <w:tab w:val="num" w:pos="720"/>
+        </w:tabs>
+        <w:ind w:left="720" w:hanging="360"/>
+      </w:pPr>
+      <w:rPr>
+        <w:rFonts w:ascii="Symbol" w:hAnsi="Symbol" w:hint="default"/>
+        <w:sz w:val="20"/>
+      </w:rPr>
+    </w:lvl>
+    <w:lvl w:ilvl="1" w:tentative="1">
+      <w:start w:val="1"/>
+      <w:numFmt w:val="bullet"/>
+      <w:lvlText w:val="o"/>
+      <w:lvlJc w:val="left"/>
+      <w:pPr>
+        <w:tabs>
+          <w:tab w:val="num" w:pos="1440"/>
+        </w:tabs>
+        <w:ind w:left="1440" w:hanging="360"/>
+      </w:pPr>
+      <w:rPr>
+        <w:rFonts w:ascii="Courier New" w:hAnsi="Courier New" w:hint="default"/>
+        <w:sz w:val="20"/>
+      </w:rPr>
+    </w:lvl>
+    <w:lvl w:ilvl="2" w:tentative="1">
+      <w:start w:val="1"/>
+      <w:numFmt w:val="bullet"/>
+      <w:lvlText w:val=""/>
+      <w:lvlJc w:val="left"/>
+      <w:pPr>
+        <w:tabs>
+          <w:tab w:val="num" w:pos="2160"/>
+        </w:tabs>
+        <w:ind w:left="2160" w:hanging="360"/>
+      </w:pPr>
+      <w:rPr>
+        <w:rFonts w:ascii="Wingdings" w:hAnsi="Wingdings" w:hint="default"/>
+        <w:sz w:val="20"/>
+      </w:rPr>
+    </w:lvl>
+    <w:lvl w:ilvl="3" w:tentative="1">
+      <w:start w:val="1"/>
+      <w:numFmt w:val="bullet"/>
+      <w:lvlText w:val=""/>
+      <w:lvlJc w:val="left"/>
+      <w:pPr>
+        <w:tabs>
+          <w:tab w:val="num" w:pos="2880"/>
+        </w:tabs>
+        <w:ind w:left="2880" w:hanging="360"/>
+      </w:pPr>
+      <w:rPr>
+        <w:rFonts w:ascii="Wingdings" w:hAnsi="Wingdings" w:hint="default"/>
+        <w:sz w:val="20"/>
+      </w:rPr>
+    </w:lvl>
+    <w:lvl w:ilvl="4" w:tentative="1">
+      <w:start w:val="1"/>
+      <w:numFmt w:val="bullet"/>
+      <w:lvlText w:val=""/>
+      <w:lvlJc w:val="left"/>
+      <w:pPr>
+        <w:tabs>
+          <w:tab w:val="num" w:pos="3600"/>
+        </w:tabs>
+        <w:ind w:left="3600" w:hanging="360"/>
+      </w:pPr>
+      <w:rPr>
+        <w:rFonts w:ascii="Wingdings" w:hAnsi="Wingdings" w:hint="default"/>
+        <w:sz w:val="20"/>
+      </w:rPr>
+    </w:lvl>
+    <w:lvl w:ilvl="5" w:tentative="1">
+      <w:start w:val="1"/>
+      <w:numFmt w:val="bullet"/>
+      <w:lvlText w:val=""/>
+      <w:lvlJc w:val="left"/>
+      <w:pPr>
+        <w:tabs>
+          <w:tab w:val="num" w:pos="4320"/>
+        </w:tabs>
+        <w:ind w:left="4320" w:hanging="360"/>
+      </w:pPr>
+      <w:rPr>
+        <w:rFonts w:ascii="Wingdings" w:hAnsi="Wingdings" w:hint="default"/>
+        <w:sz w:val="20"/>
+      </w:rPr>
+    </w:lvl>
+    <w:lvl w:ilvl="6" w:tentative="1">
+      <w:start w:val="1"/>
+      <w:numFmt w:val="bullet"/>
+      <w:lvlText w:val=""/>
+      <w:lvlJc w:val="left"/>
+      <w:pPr>
+        <w:tabs>
+          <w:tab w:val="num" w:pos="5040"/>
+        </w:tabs>
+        <w:ind w:left="5040" w:hanging="360"/>
+      </w:pPr>
+      <w:rPr>
+        <w:rFonts w:ascii="Wingdings" w:hAnsi="Wingdings" w:hint="default"/>
+        <w:sz w:val="20"/>
+      </w:rPr>
+    </w:lvl>
+    <w:lvl w:ilvl="7" w:tentative="1">
+      <w:start w:val="1"/>
+      <w:numFmt w:val="bullet"/>
+      <w:lvlText w:val=""/>
+      <w:lvlJc w:val="left"/>
+      <w:pPr>
+        <w:tabs>
+          <w:tab w:val="num" w:pos="5760"/>
+        </w:tabs>
+        <w:ind w:left="5760" w:hanging="360"/>
+      </w:pPr>
+      <w:rPr>
+        <w:rFonts w:ascii="Wingdings" w:hAnsi="Wingdings" w:hint="default"/>
+        <w:sz w:val="20"/>
+      </w:rPr>
+    </w:lvl>
+    <w:lvl w:ilvl="8" w:tentative="1">
+      <w:start w:val="1"/>
+      <w:numFmt w:val="bullet"/>
+      <w:lvlText w:val=""/>
+      <w:lvlJc w:val="left"/>
+      <w:pPr>
+        <w:tabs>
+          <w:tab w:val="num" w:pos="6480"/>
+        </w:tabs>
+        <w:ind w:left="6480" w:hanging="360"/>
+      </w:pPr>
+      <w:rPr>
+        <w:rFonts w:ascii="Wingdings" w:hAnsi="Wingdings" w:hint="default"/>
+        <w:sz w:val="20"/>
+      </w:rPr>
+    </w:lvl>
+  </w:abstractNum>
+  <w:abstractNum w:abstractNumId="19" w15:restartNumberingAfterBreak="0">
+    <w:nsid w:val="5D67008E"/>
+    <w:multiLevelType w:val="multilevel"/>
+    <w:tmpl w:val="CBBEC6AC"/>
+    <w:lvl w:ilvl="0">
+      <w:start w:val="1"/>
+      <w:numFmt w:val="bullet"/>
+      <w:lvlText w:val=""/>
+      <w:lvlJc w:val="left"/>
+      <w:pPr>
+        <w:tabs>
+          <w:tab w:val="num" w:pos="720"/>
+        </w:tabs>
+        <w:ind w:left="720" w:hanging="360"/>
+      </w:pPr>
+      <w:rPr>
+        <w:rFonts w:ascii="Symbol" w:hAnsi="Symbol" w:hint="default"/>
+        <w:sz w:val="20"/>
+      </w:rPr>
+    </w:lvl>
+    <w:lvl w:ilvl="1" w:tentative="1">
+      <w:start w:val="1"/>
+      <w:numFmt w:val="bullet"/>
+      <w:lvlText w:val="o"/>
+      <w:lvlJc w:val="left"/>
+      <w:pPr>
+        <w:tabs>
+          <w:tab w:val="num" w:pos="1440"/>
+        </w:tabs>
+        <w:ind w:left="1440" w:hanging="360"/>
+      </w:pPr>
+      <w:rPr>
+        <w:rFonts w:ascii="Courier New" w:hAnsi="Courier New" w:hint="default"/>
+        <w:sz w:val="20"/>
+      </w:rPr>
+    </w:lvl>
+    <w:lvl w:ilvl="2" w:tentative="1">
+      <w:start w:val="1"/>
+      <w:numFmt w:val="bullet"/>
+      <w:lvlText w:val=""/>
+      <w:lvlJc w:val="left"/>
+      <w:pPr>
+        <w:tabs>
+          <w:tab w:val="num" w:pos="2160"/>
+        </w:tabs>
+        <w:ind w:left="2160" w:hanging="360"/>
+      </w:pPr>
+      <w:rPr>
+        <w:rFonts w:ascii="Wingdings" w:hAnsi="Wingdings" w:hint="default"/>
+        <w:sz w:val="20"/>
+      </w:rPr>
+    </w:lvl>
+    <w:lvl w:ilvl="3" w:tentative="1">
+      <w:start w:val="1"/>
+      <w:numFmt w:val="bullet"/>
+      <w:lvlText w:val=""/>
+      <w:lvlJc w:val="left"/>
+      <w:pPr>
+        <w:tabs>
+          <w:tab w:val="num" w:pos="2880"/>
+        </w:tabs>
+        <w:ind w:left="2880" w:hanging="360"/>
+      </w:pPr>
+      <w:rPr>
+        <w:rFonts w:ascii="Wingdings" w:hAnsi="Wingdings" w:hint="default"/>
+        <w:sz w:val="20"/>
+      </w:rPr>
+    </w:lvl>
+    <w:lvl w:ilvl="4" w:tentative="1">
+      <w:start w:val="1"/>
+      <w:numFmt w:val="bullet"/>
+      <w:lvlText w:val=""/>
+      <w:lvlJc w:val="left"/>
+      <w:pPr>
+        <w:tabs>
+          <w:tab w:val="num" w:pos="3600"/>
+        </w:tabs>
+        <w:ind w:left="3600" w:hanging="360"/>
+      </w:pPr>
+      <w:rPr>
+        <w:rFonts w:ascii="Wingdings" w:hAnsi="Wingdings" w:hint="default"/>
+        <w:sz w:val="20"/>
+      </w:rPr>
+    </w:lvl>
+    <w:lvl w:ilvl="5" w:tentative="1">
+      <w:start w:val="1"/>
+      <w:numFmt w:val="bullet"/>
+      <w:lvlText w:val=""/>
+      <w:lvlJc w:val="left"/>
+      <w:pPr>
+        <w:tabs>
+          <w:tab w:val="num" w:pos="4320"/>
+        </w:tabs>
+        <w:ind w:left="4320" w:hanging="360"/>
+      </w:pPr>
+      <w:rPr>
+        <w:rFonts w:ascii="Wingdings" w:hAnsi="Wingdings" w:hint="default"/>
+        <w:sz w:val="20"/>
+      </w:rPr>
+    </w:lvl>
+    <w:lvl w:ilvl="6" w:tentative="1">
+      <w:start w:val="1"/>
+      <w:numFmt w:val="bullet"/>
+      <w:lvlText w:val=""/>
+      <w:lvlJc w:val="left"/>
+      <w:pPr>
+        <w:tabs>
+          <w:tab w:val="num" w:pos="5040"/>
+        </w:tabs>
+        <w:ind w:left="5040" w:hanging="360"/>
+      </w:pPr>
+      <w:rPr>
+        <w:rFonts w:ascii="Wingdings" w:hAnsi="Wingdings" w:hint="default"/>
+        <w:sz w:val="20"/>
+      </w:rPr>
+    </w:lvl>
+    <w:lvl w:ilvl="7" w:tentative="1">
+      <w:start w:val="1"/>
+      <w:numFmt w:val="bullet"/>
+      <w:lvlText w:val=""/>
+      <w:lvlJc w:val="left"/>
+      <w:pPr>
+        <w:tabs>
+          <w:tab w:val="num" w:pos="5760"/>
+        </w:tabs>
+        <w:ind w:left="5760" w:hanging="360"/>
+      </w:pPr>
+      <w:rPr>
+        <w:rFonts w:ascii="Wingdings" w:hAnsi="Wingdings" w:hint="default"/>
+        <w:sz w:val="20"/>
+      </w:rPr>
+    </w:lvl>
+    <w:lvl w:ilvl="8" w:tentative="1">
+      <w:start w:val="1"/>
+      <w:numFmt w:val="bullet"/>
+      <w:lvlText w:val=""/>
+      <w:lvlJc w:val="left"/>
+      <w:pPr>
+        <w:tabs>
+          <w:tab w:val="num" w:pos="6480"/>
+        </w:tabs>
+        <w:ind w:left="6480" w:hanging="360"/>
+      </w:pPr>
+      <w:rPr>
+        <w:rFonts w:ascii="Wingdings" w:hAnsi="Wingdings" w:hint="default"/>
+        <w:sz w:val="20"/>
+      </w:rPr>
+    </w:lvl>
+  </w:abstractNum>
+  <w:abstractNum w:abstractNumId="20" w15:restartNumberingAfterBreak="0">
+    <w:nsid w:val="66F64049"/>
+    <w:multiLevelType w:val="multilevel"/>
+    <w:tmpl w:val="E976E932"/>
+    <w:lvl w:ilvl="0">
+      <w:start w:val="1"/>
+      <w:numFmt w:val="bullet"/>
+      <w:lvlText w:val=""/>
+      <w:lvlJc w:val="left"/>
+      <w:pPr>
+        <w:tabs>
+          <w:tab w:val="num" w:pos="720"/>
+        </w:tabs>
+        <w:ind w:left="720" w:hanging="360"/>
+      </w:pPr>
+      <w:rPr>
+        <w:rFonts w:ascii="Symbol" w:hAnsi="Symbol" w:hint="default"/>
+        <w:sz w:val="20"/>
+      </w:rPr>
+    </w:lvl>
+    <w:lvl w:ilvl="1" w:tentative="1">
+      <w:start w:val="1"/>
+      <w:numFmt w:val="bullet"/>
+      <w:lvlText w:val="o"/>
+      <w:lvlJc w:val="left"/>
+      <w:pPr>
+        <w:tabs>
+          <w:tab w:val="num" w:pos="1440"/>
+        </w:tabs>
+        <w:ind w:left="1440" w:hanging="360"/>
+      </w:pPr>
+      <w:rPr>
+        <w:rFonts w:ascii="Courier New" w:hAnsi="Courier New" w:hint="default"/>
+        <w:sz w:val="20"/>
+      </w:rPr>
+    </w:lvl>
+    <w:lvl w:ilvl="2" w:tentative="1">
+      <w:start w:val="1"/>
+      <w:numFmt w:val="bullet"/>
+      <w:lvlText w:val=""/>
+      <w:lvlJc w:val="left"/>
+      <w:pPr>
+        <w:tabs>
+          <w:tab w:val="num" w:pos="2160"/>
+        </w:tabs>
+        <w:ind w:left="2160" w:hanging="360"/>
+      </w:pPr>
+      <w:rPr>
+        <w:rFonts w:ascii="Wingdings" w:hAnsi="Wingdings" w:hint="default"/>
+        <w:sz w:val="20"/>
+      </w:rPr>
+    </w:lvl>
+    <w:lvl w:ilvl="3" w:tentative="1">
+      <w:start w:val="1"/>
+      <w:numFmt w:val="bullet"/>
+      <w:lvlText w:val=""/>
+      <w:lvlJc w:val="left"/>
+      <w:pPr>
+        <w:tabs>
+          <w:tab w:val="num" w:pos="2880"/>
+        </w:tabs>
+        <w:ind w:left="2880" w:hanging="360"/>
+      </w:pPr>
+      <w:rPr>
+        <w:rFonts w:ascii="Wingdings" w:hAnsi="Wingdings" w:hint="default"/>
+        <w:sz w:val="20"/>
+      </w:rPr>
+    </w:lvl>
+    <w:lvl w:ilvl="4" w:tentative="1">
+      <w:start w:val="1"/>
+      <w:numFmt w:val="bullet"/>
+      <w:lvlText w:val=""/>
+      <w:lvlJc w:val="left"/>
+      <w:pPr>
+        <w:tabs>
+          <w:tab w:val="num" w:pos="3600"/>
+        </w:tabs>
+        <w:ind w:left="3600" w:hanging="360"/>
+      </w:pPr>
+      <w:rPr>
+        <w:rFonts w:ascii="Wingdings" w:hAnsi="Wingdings" w:hint="default"/>
+        <w:sz w:val="20"/>
+      </w:rPr>
+    </w:lvl>
+    <w:lvl w:ilvl="5" w:tentative="1">
+      <w:start w:val="1"/>
+      <w:numFmt w:val="bullet"/>
+      <w:lvlText w:val=""/>
+      <w:lvlJc w:val="left"/>
+      <w:pPr>
+        <w:tabs>
+          <w:tab w:val="num" w:pos="4320"/>
+        </w:tabs>
+        <w:ind w:left="4320" w:hanging="360"/>
+      </w:pPr>
+      <w:rPr>
+        <w:rFonts w:ascii="Wingdings" w:hAnsi="Wingdings" w:hint="default"/>
+        <w:sz w:val="20"/>
+      </w:rPr>
+    </w:lvl>
+    <w:lvl w:ilvl="6" w:tentative="1">
+      <w:start w:val="1"/>
+      <w:numFmt w:val="bullet"/>
+      <w:lvlText w:val=""/>
+      <w:lvlJc w:val="left"/>
+      <w:pPr>
+        <w:tabs>
+          <w:tab w:val="num" w:pos="5040"/>
+        </w:tabs>
+        <w:ind w:left="5040" w:hanging="360"/>
+      </w:pPr>
+      <w:rPr>
+        <w:rFonts w:ascii="Wingdings" w:hAnsi="Wingdings" w:hint="default"/>
+        <w:sz w:val="20"/>
+      </w:rPr>
+    </w:lvl>
+    <w:lvl w:ilvl="7" w:tentative="1">
+      <w:start w:val="1"/>
+      <w:numFmt w:val="bullet"/>
+      <w:lvlText w:val=""/>
+      <w:lvlJc w:val="left"/>
+      <w:pPr>
+        <w:tabs>
+          <w:tab w:val="num" w:pos="5760"/>
+        </w:tabs>
+        <w:ind w:left="5760" w:hanging="360"/>
+      </w:pPr>
+      <w:rPr>
+        <w:rFonts w:ascii="Wingdings" w:hAnsi="Wingdings" w:hint="default"/>
+        <w:sz w:val="20"/>
+      </w:rPr>
+    </w:lvl>
+    <w:lvl w:ilvl="8" w:tentative="1">
+      <w:start w:val="1"/>
+      <w:numFmt w:val="bullet"/>
+      <w:lvlText w:val=""/>
+      <w:lvlJc w:val="left"/>
+      <w:pPr>
+        <w:tabs>
+          <w:tab w:val="num" w:pos="6480"/>
+        </w:tabs>
+        <w:ind w:left="6480" w:hanging="360"/>
+      </w:pPr>
+      <w:rPr>
+        <w:rFonts w:ascii="Wingdings" w:hAnsi="Wingdings" w:hint="default"/>
+        <w:sz w:val="20"/>
+      </w:rPr>
+    </w:lvl>
+  </w:abstractNum>
+  <w:abstractNum w:abstractNumId="21" w15:restartNumberingAfterBreak="0">
+    <w:nsid w:val="6ED70E37"/>
+    <w:multiLevelType w:val="multilevel"/>
+    <w:tmpl w:val="EA14B6A0"/>
+    <w:lvl w:ilvl="0">
+      <w:start w:val="1"/>
+      <w:numFmt w:val="bullet"/>
+      <w:lvlText w:val=""/>
+      <w:lvlJc w:val="left"/>
+      <w:pPr>
+        <w:tabs>
+          <w:tab w:val="num" w:pos="720"/>
+        </w:tabs>
+        <w:ind w:left="720" w:hanging="360"/>
+      </w:pPr>
+      <w:rPr>
+        <w:rFonts w:ascii="Symbol" w:hAnsi="Symbol" w:hint="default"/>
+        <w:sz w:val="20"/>
+      </w:rPr>
+    </w:lvl>
+    <w:lvl w:ilvl="1" w:tentative="1">
+      <w:start w:val="1"/>
+      <w:numFmt w:val="bullet"/>
+      <w:lvlText w:val="o"/>
+      <w:lvlJc w:val="left"/>
+      <w:pPr>
+        <w:tabs>
+          <w:tab w:val="num" w:pos="1440"/>
+        </w:tabs>
+        <w:ind w:left="1440" w:hanging="360"/>
+      </w:pPr>
+      <w:rPr>
+        <w:rFonts w:ascii="Courier New" w:hAnsi="Courier New" w:hint="default"/>
+        <w:sz w:val="20"/>
+      </w:rPr>
+    </w:lvl>
+    <w:lvl w:ilvl="2" w:tentative="1">
+      <w:start w:val="1"/>
+      <w:numFmt w:val="bullet"/>
+      <w:lvlText w:val=""/>
+      <w:lvlJc w:val="left"/>
+      <w:pPr>
+        <w:tabs>
+          <w:tab w:val="num" w:pos="2160"/>
+        </w:tabs>
+        <w:ind w:left="2160" w:hanging="360"/>
+      </w:pPr>
+      <w:rPr>
+        <w:rFonts w:ascii="Wingdings" w:hAnsi="Wingdings" w:hint="default"/>
+        <w:sz w:val="20"/>
+      </w:rPr>
+    </w:lvl>
+    <w:lvl w:ilvl="3" w:tentative="1">
+      <w:start w:val="1"/>
+      <w:numFmt w:val="bullet"/>
+      <w:lvlText w:val=""/>
+      <w:lvlJc w:val="left"/>
+      <w:pPr>
+        <w:tabs>
+          <w:tab w:val="num" w:pos="2880"/>
+        </w:tabs>
+        <w:ind w:left="2880" w:hanging="360"/>
+      </w:pPr>
+      <w:rPr>
+        <w:rFonts w:ascii="Wingdings" w:hAnsi="Wingdings" w:hint="default"/>
+        <w:sz w:val="20"/>
+      </w:rPr>
+    </w:lvl>
+    <w:lvl w:ilvl="4" w:tentative="1">
+      <w:start w:val="1"/>
+      <w:numFmt w:val="bullet"/>
+      <w:lvlText w:val=""/>
+      <w:lvlJc w:val="left"/>
+      <w:pPr>
+        <w:tabs>
+          <w:tab w:val="num" w:pos="3600"/>
+        </w:tabs>
+        <w:ind w:left="3600" w:hanging="360"/>
+      </w:pPr>
+      <w:rPr>
+        <w:rFonts w:ascii="Wingdings" w:hAnsi="Wingdings" w:hint="default"/>
+        <w:sz w:val="20"/>
+      </w:rPr>
+    </w:lvl>
+    <w:lvl w:ilvl="5" w:tentative="1">
+      <w:start w:val="1"/>
+      <w:numFmt w:val="bullet"/>
+      <w:lvlText w:val=""/>
+      <w:lvlJc w:val="left"/>
+      <w:pPr>
+        <w:tabs>
+          <w:tab w:val="num" w:pos="4320"/>
+        </w:tabs>
+        <w:ind w:left="4320" w:hanging="360"/>
+      </w:pPr>
+      <w:rPr>
+        <w:rFonts w:ascii="Wingdings" w:hAnsi="Wingdings" w:hint="default"/>
+        <w:sz w:val="20"/>
+      </w:rPr>
+    </w:lvl>
+    <w:lvl w:ilvl="6" w:tentative="1">
+      <w:start w:val="1"/>
+      <w:numFmt w:val="bullet"/>
+      <w:lvlText w:val=""/>
+      <w:lvlJc w:val="left"/>
+      <w:pPr>
+        <w:tabs>
+          <w:tab w:val="num" w:pos="5040"/>
+        </w:tabs>
+        <w:ind w:left="5040" w:hanging="360"/>
+      </w:pPr>
+      <w:rPr>
+        <w:rFonts w:ascii="Wingdings" w:hAnsi="Wingdings" w:hint="default"/>
+        <w:sz w:val="20"/>
+      </w:rPr>
+    </w:lvl>
+    <w:lvl w:ilvl="7" w:tentative="1">
+      <w:start w:val="1"/>
+      <w:numFmt w:val="bullet"/>
+      <w:lvlText w:val=""/>
+      <w:lvlJc w:val="left"/>
+      <w:pPr>
+        <w:tabs>
+          <w:tab w:val="num" w:pos="5760"/>
+        </w:tabs>
+        <w:ind w:left="5760" w:hanging="360"/>
+      </w:pPr>
+      <w:rPr>
+        <w:rFonts w:ascii="Wingdings" w:hAnsi="Wingdings" w:hint="default"/>
+        <w:sz w:val="20"/>
+      </w:rPr>
+    </w:lvl>
+    <w:lvl w:ilvl="8" w:tentative="1">
+      <w:start w:val="1"/>
+      <w:numFmt w:val="bullet"/>
+      <w:lvlText w:val=""/>
+      <w:lvlJc w:val="left"/>
+      <w:pPr>
+        <w:tabs>
+          <w:tab w:val="num" w:pos="6480"/>
+        </w:tabs>
+        <w:ind w:left="6480" w:hanging="360"/>
+      </w:pPr>
+      <w:rPr>
+        <w:rFonts w:ascii="Wingdings" w:hAnsi="Wingdings" w:hint="default"/>
+        <w:sz w:val="20"/>
+      </w:rPr>
+    </w:lvl>
+  </w:abstractNum>
+  <w:abstractNum w:abstractNumId="22" w15:restartNumberingAfterBreak="0">
+    <w:nsid w:val="7DFA32EC"/>
+    <w:multiLevelType w:val="multilevel"/>
+    <w:tmpl w:val="654EBB46"/>
+    <w:lvl w:ilvl="0">
+      <w:start w:val="1"/>
+      <w:numFmt w:val="decimal"/>
+      <w:lvlText w:val="%1."/>
+      <w:lvlJc w:val="left"/>
+      <w:pPr>
+        <w:tabs>
+          <w:tab w:val="num" w:pos="720"/>
+        </w:tabs>
+        <w:ind w:left="720" w:hanging="360"/>
+      </w:pPr>
+    </w:lvl>
+    <w:lvl w:ilvl="1" w:tentative="1">
+      <w:start w:val="1"/>
+      <w:numFmt w:val="decimal"/>
+      <w:lvlText w:val="%2."/>
+      <w:lvlJc w:val="left"/>
+      <w:pPr>
+        <w:tabs>
+          <w:tab w:val="num" w:pos="1440"/>
+        </w:tabs>
+        <w:ind w:left="1440" w:hanging="360"/>
+      </w:pPr>
+    </w:lvl>
+    <w:lvl w:ilvl="2" w:tentative="1">
+      <w:start w:val="1"/>
+      <w:numFmt w:val="decimal"/>
+      <w:lvlText w:val="%3."/>
+      <w:lvlJc w:val="left"/>
+      <w:pPr>
+        <w:tabs>
+          <w:tab w:val="num" w:pos="2160"/>
+        </w:tabs>
+        <w:ind w:left="2160" w:hanging="360"/>
+      </w:pPr>
+    </w:lvl>
+    <w:lvl w:ilvl="3" w:tentative="1">
+      <w:start w:val="1"/>
+      <w:numFmt w:val="decimal"/>
+      <w:lvlText w:val="%4."/>
+      <w:lvlJc w:val="left"/>
+      <w:pPr>
+        <w:tabs>
+          <w:tab w:val="num" w:pos="2880"/>
+        </w:tabs>
+        <w:ind w:left="2880" w:hanging="360"/>
+      </w:pPr>
+    </w:lvl>
+    <w:lvl w:ilvl="4" w:tentative="1">
+      <w:start w:val="1"/>
+      <w:numFmt w:val="decimal"/>
+      <w:lvlText w:val="%5."/>
+      <w:lvlJc w:val="left"/>
+      <w:pPr>
+        <w:tabs>
+          <w:tab w:val="num" w:pos="3600"/>
+        </w:tabs>
+        <w:ind w:left="3600" w:hanging="360"/>
+      </w:pPr>
+    </w:lvl>
+    <w:lvl w:ilvl="5" w:tentative="1">
+      <w:start w:val="1"/>
+      <w:numFmt w:val="decimal"/>
+      <w:lvlText w:val="%6."/>
+      <w:lvlJc w:val="left"/>
+      <w:pPr>
+        <w:tabs>
+          <w:tab w:val="num" w:pos="4320"/>
+        </w:tabs>
+        <w:ind w:left="4320" w:hanging="360"/>
+      </w:pPr>
+    </w:lvl>
+    <w:lvl w:ilvl="6" w:tentative="1">
+      <w:start w:val="1"/>
+      <w:numFmt w:val="decimal"/>
+      <w:lvlText w:val="%7."/>
+      <w:lvlJc w:val="left"/>
+      <w:pPr>
+        <w:tabs>
+          <w:tab w:val="num" w:pos="5040"/>
+        </w:tabs>
+        <w:ind w:left="5040" w:hanging="360"/>
+      </w:pPr>
+    </w:lvl>
+    <w:lvl w:ilvl="7" w:tentative="1">
+      <w:start w:val="1"/>
+      <w:numFmt w:val="decimal"/>
+      <w:lvlText w:val="%8."/>
+      <w:lvlJc w:val="left"/>
+      <w:pPr>
+        <w:tabs>
+          <w:tab w:val="num" w:pos="5760"/>
+        </w:tabs>
+        <w:ind w:left="5760" w:hanging="360"/>
+      </w:pPr>
+    </w:lvl>
+    <w:lvl w:ilvl="8" w:tentative="1">
+      <w:start w:val="1"/>
+      <w:numFmt w:val="decimal"/>
+      <w:lvlText w:val="%9."/>
+      <w:lvlJc w:val="left"/>
+      <w:pPr>
+        <w:tabs>
+          <w:tab w:val="num" w:pos="6480"/>
+        </w:tabs>
+        <w:ind w:left="6480" w:hanging="360"/>
       </w:pPr>
     </w:lvl>
   </w:abstractNum>
@@ -887,13 +2860,13 @@
     <w:abstractNumId w:val="9"/>
   </w:num>
   <w:num w:numId="5" w16cid:durableId="1311590449">
-    <w:abstractNumId w:val="12"/>
+    <w:abstractNumId w:val="15"/>
   </w:num>
   <w:num w:numId="6" w16cid:durableId="1791164614">
     <w:abstractNumId w:val="10"/>
   </w:num>
   <w:num w:numId="7" w16cid:durableId="2139297000">
-    <w:abstractNumId w:val="11"/>
+    <w:abstractNumId w:val="12"/>
   </w:num>
   <w:num w:numId="8" w16cid:durableId="816603877">
     <w:abstractNumId w:val="7"/>
@@ -918,6 +2891,39 @@
   </w:num>
   <w:num w:numId="15" w16cid:durableId="928852373">
     <w:abstractNumId w:val="0"/>
+  </w:num>
+  <w:num w:numId="16" w16cid:durableId="1730418199">
+    <w:abstractNumId w:val="21"/>
+  </w:num>
+  <w:num w:numId="17" w16cid:durableId="428354440">
+    <w:abstractNumId w:val="17"/>
+  </w:num>
+  <w:num w:numId="18" w16cid:durableId="1819109155">
+    <w:abstractNumId w:val="11"/>
+  </w:num>
+  <w:num w:numId="19" w16cid:durableId="1886989813">
+    <w:abstractNumId w:val="22"/>
+  </w:num>
+  <w:num w:numId="20" w16cid:durableId="944462336">
+    <w:abstractNumId w:val="19"/>
+  </w:num>
+  <w:num w:numId="21" w16cid:durableId="1493989667">
+    <w:abstractNumId w:val="20"/>
+  </w:num>
+  <w:num w:numId="22" w16cid:durableId="940533950">
+    <w:abstractNumId w:val="16"/>
+  </w:num>
+  <w:num w:numId="23" w16cid:durableId="1146170342">
+    <w:abstractNumId w:val="18"/>
+  </w:num>
+  <w:num w:numId="24" w16cid:durableId="1875075494">
+    <w:abstractNumId w:val="13"/>
+  </w:num>
+  <w:num w:numId="25" w16cid:durableId="1332366670">
+    <w:abstractNumId w:val="14"/>
+    <w:lvlOverride w:ilvl="0">
+      <w:startOverride w:val="1"/>
+    </w:lvlOverride>
   </w:num>
 </w:numbering>
 </file>
@@ -1120,7 +3126,7 @@
     <w:lsdException w:name="Medium Shading 2 Accent 1" w:uiPriority="64"/>
     <w:lsdException w:name="Medium List 1 Accent 1" w:uiPriority="65"/>
     <w:lsdException w:name="Revision" w:semiHidden="1"/>
-    <w:lsdException w:name="List Paragraph" w:semiHidden="1" w:uiPriority="34" w:unhideWhenUsed="1" w:qFormat="1"/>
+    <w:lsdException w:name="List Paragraph" w:semiHidden="1" w:uiPriority="0" w:unhideWhenUsed="1" w:qFormat="1"/>
     <w:lsdException w:name="Quote" w:semiHidden="1" w:uiPriority="29" w:unhideWhenUsed="1" w:qFormat="1"/>
     <w:lsdException w:name="Intense Quote" w:semiHidden="1" w:uiPriority="30" w:unhideWhenUsed="1" w:qFormat="1"/>
     <w:lsdException w:name="Medium List 2 Accent 1" w:uiPriority="66"/>
@@ -1373,7 +3379,6 @@
     <w:next w:val="Normal"/>
     <w:link w:val="Heading3Char"/>
     <w:uiPriority w:val="9"/>
-    <w:semiHidden/>
     <w:unhideWhenUsed/>
     <w:qFormat/>
     <w:rsid w:val="002554CD"/>
@@ -1702,7 +3707,6 @@
     <w:basedOn w:val="DefaultParagraphFont"/>
     <w:link w:val="Heading3"/>
     <w:uiPriority w:val="9"/>
-    <w:semiHidden/>
     <w:rsid w:val="00C6554A"/>
     <w:rPr>
       <w:rFonts w:asciiTheme="majorHAnsi" w:eastAsiaTheme="majorEastAsia" w:hAnsiTheme="majorHAnsi" w:cstheme="majorBidi"/>
@@ -2284,950 +4288,20 @@
       <w:color w:val="004F5B" w:themeColor="accent1" w:themeShade="7F"/>
     </w:rPr>
   </w:style>
+  <w:style w:type="paragraph" w:styleId="ListParagraph">
+    <w:name w:val="List Paragraph"/>
+    <w:qFormat/>
+    <w:rsid w:val="009842A2"/>
+    <w:pPr>
+      <w:spacing w:before="0" w:after="0" w:line="240" w:lineRule="auto"/>
+    </w:pPr>
+    <w:rPr>
+      <w:rFonts w:ascii="Arial" w:eastAsia="Arial" w:hAnsi="Arial" w:cs="Arial"/>
+      <w:color w:val="auto"/>
+      <w:lang w:eastAsia="zh-CN"/>
+    </w:rPr>
+  </w:style>
 </w:styles>
-</file>
-
-<file path=word/glossary/document.xml><?xml version="1.0" encoding="utf-8"?>
-<w:glossaryDocument xmlns:wpc="http://schemas.microsoft.com/office/word/2010/wordprocessingCanvas" xmlns:cx="http://schemas.microsoft.com/office/drawing/2014/chartex" xmlns:cx1="http://schemas.microsoft.com/office/drawing/2015/9/8/chartex" xmlns:cx2="http://schemas.microsoft.com/office/drawing/2015/10/21/chartex" xmlns:cx3="http://schemas.microsoft.com/office/drawing/2016/5/9/chartex" xmlns:cx4="http://schemas.microsoft.com/office/drawing/2016/5/10/chartex" xmlns:cx5="http://schemas.microsoft.com/office/drawing/2016/5/11/chartex" xmlns:cx6="http://schemas.microsoft.com/office/drawing/2016/5/12/chartex" xmlns:cx7="http://schemas.microsoft.com/office/drawing/2016/5/13/chartex" xmlns:cx8="http://schemas.microsoft.com/office/drawing/2016/5/14/chartex" xmlns:mc="http://schemas.openxmlformats.org/markup-compatibility/2006" xmlns:aink="http://schemas.microsoft.com/office/drawing/2016/ink" xmlns:am3d="http://schemas.microsoft.com/office/drawing/2017/model3d" xmlns:o="urn:schemas-microsoft-com:office:office" xmlns:oel="http://schemas.microsoft.com/office/2019/extlst" xmlns:r="http://schemas.openxmlformats.org/officeDocument/2006/relationships" xmlns:m="http://schemas.openxmlformats.org/officeDocument/2006/math" xmlns:v="urn:schemas-microsoft-com:vml" xmlns:wp14="http://schemas.microsoft.com/office/word/2010/wordprocessingDrawing" xmlns:wp="http://schemas.openxmlformats.org/drawingml/2006/wordprocessingDrawing" xmlns:w10="urn:schemas-microsoft-com:office:word" xmlns:w="http://schemas.openxmlformats.org/wordprocessingml/2006/main" xmlns:w14="http://schemas.microsoft.com/office/word/2010/wordml" xmlns:w15="http://schemas.microsoft.com/office/word/2012/wordml" xmlns:w16cex="http://schemas.microsoft.com/office/word/2018/wordml/cex" xmlns:w16cid="http://schemas.microsoft.com/office/word/2016/wordml/cid" xmlns:w16="http://schemas.microsoft.com/office/word/2018/wordml" xmlns:w16du="http://schemas.microsoft.com/office/word/2023/wordml/word16du" xmlns:w16sdtdh="http://schemas.microsoft.com/office/word/2020/wordml/sdtdatahash" xmlns:w16sdtfl="http://schemas.microsoft.com/office/word/2024/wordml/sdtformatlock" xmlns:w16se="http://schemas.microsoft.com/office/word/2015/wordml/symex" xmlns:wpg="http://schemas.microsoft.com/office/word/2010/wordprocessingGroup" xmlns:wpi="http://schemas.microsoft.com/office/word/2010/wordprocessingInk" xmlns:wne="http://schemas.microsoft.com/office/word/2006/wordml" xmlns:wps="http://schemas.microsoft.com/office/word/2010/wordprocessingShape" mc:Ignorable="w14 w15 w16se w16cid w16 w16cex w16sdtdh w16sdtfl w16du wp14">
-  <w:docParts>
-    <w:docPart>
-      <w:docPartPr>
-        <w:name w:val="0A8683B0CA1F447E97871A0ED2342840"/>
-        <w:category>
-          <w:name w:val="General"/>
-          <w:gallery w:val="placeholder"/>
-        </w:category>
-        <w:types>
-          <w:type w:val="bbPlcHdr"/>
-        </w:types>
-        <w:behaviors>
-          <w:behavior w:val="content"/>
-        </w:behaviors>
-        <w:guid w:val="{31F22D33-D559-45DF-92E0-7F19FDFFDB83}"/>
-      </w:docPartPr>
-      <w:docPartBody>
-        <w:p>
-          <w:pPr>
-            <w:pStyle w:val="0A8683B0CA1F447E97871A0ED2342840"/>
-          </w:pPr>
-          <w:r>
-            <w:t>Report Title</w:t>
-          </w:r>
-        </w:p>
-      </w:docPartBody>
-    </w:docPart>
-    <w:docPart>
-      <w:docPartPr>
-        <w:name w:val="5D4A0173FC3042898E98FECD3CBF6E77"/>
-        <w:category>
-          <w:name w:val="General"/>
-          <w:gallery w:val="placeholder"/>
-        </w:category>
-        <w:types>
-          <w:type w:val="bbPlcHdr"/>
-        </w:types>
-        <w:behaviors>
-          <w:behavior w:val="content"/>
-        </w:behaviors>
-        <w:guid w:val="{7B9FF605-BE15-4CAA-8DAF-C3DF61C93B32}"/>
-      </w:docPartPr>
-      <w:docPartBody>
-        <w:p>
-          <w:pPr>
-            <w:pStyle w:val="5D4A0173FC3042898E98FECD3CBF6E77"/>
-          </w:pPr>
-          <w:r>
-            <w:t>REPORT SUBTITLE</w:t>
-          </w:r>
-        </w:p>
-      </w:docPartBody>
-    </w:docPart>
-    <w:docPart>
-      <w:docPartPr>
-        <w:name w:val="7B0DF895D65C4573A138F9C4B6DFB764"/>
-        <w:category>
-          <w:name w:val="General"/>
-          <w:gallery w:val="placeholder"/>
-        </w:category>
-        <w:types>
-          <w:type w:val="bbPlcHdr"/>
-        </w:types>
-        <w:behaviors>
-          <w:behavior w:val="content"/>
-        </w:behaviors>
-        <w:guid w:val="{42D4D385-9477-4A9D-B8F5-0317F94868DA}"/>
-      </w:docPartPr>
-      <w:docPartBody>
-        <w:p>
-          <w:pPr>
-            <w:pStyle w:val="7B0DF895D65C4573A138F9C4B6DFB764"/>
-          </w:pPr>
-          <w:r>
-            <w:t>Name</w:t>
-          </w:r>
-        </w:p>
-      </w:docPartBody>
-    </w:docPart>
-    <w:docPart>
-      <w:docPartPr>
-        <w:name w:val="3F754A59DCD94A9BAC02EACCFB3FD096"/>
-        <w:category>
-          <w:name w:val="General"/>
-          <w:gallery w:val="placeholder"/>
-        </w:category>
-        <w:types>
-          <w:type w:val="bbPlcHdr"/>
-        </w:types>
-        <w:behaviors>
-          <w:behavior w:val="content"/>
-        </w:behaviors>
-        <w:guid w:val="{541B3A84-2C64-4B44-8774-A90AA26D1782}"/>
-      </w:docPartPr>
-      <w:docPartBody>
-        <w:p>
-          <w:pPr>
-            <w:pStyle w:val="3F754A59DCD94A9BAC02EACCFB3FD096"/>
-          </w:pPr>
-          <w:r>
-            <w:t>Course Title</w:t>
-          </w:r>
-        </w:p>
-      </w:docPartBody>
-    </w:docPart>
-    <w:docPart>
-      <w:docPartPr>
-        <w:name w:val="A366B122352C42B1BB95E5EB12176D3B"/>
-        <w:category>
-          <w:name w:val="General"/>
-          <w:gallery w:val="placeholder"/>
-        </w:category>
-        <w:types>
-          <w:type w:val="bbPlcHdr"/>
-        </w:types>
-        <w:behaviors>
-          <w:behavior w:val="content"/>
-        </w:behaviors>
-        <w:guid w:val="{A0F46DC4-9C35-4006-BCEF-B2838452D6D8}"/>
-      </w:docPartPr>
-      <w:docPartBody>
-        <w:p>
-          <w:pPr>
-            <w:pStyle w:val="A366B122352C42B1BB95E5EB12176D3B"/>
-          </w:pPr>
-          <w:r>
-            <w:t>Date</w:t>
-          </w:r>
-        </w:p>
-      </w:docPartBody>
-    </w:docPart>
-    <w:docPart>
-      <w:docPartPr>
-        <w:name w:val="C65AC380DE984E6BA39EA85A815C4F47"/>
-        <w:category>
-          <w:name w:val="General"/>
-          <w:gallery w:val="placeholder"/>
-        </w:category>
-        <w:types>
-          <w:type w:val="bbPlcHdr"/>
-        </w:types>
-        <w:behaviors>
-          <w:behavior w:val="content"/>
-        </w:behaviors>
-        <w:guid w:val="{D509F7D2-7074-49A4-82B7-B817558DDD2F}"/>
-      </w:docPartPr>
-      <w:docPartBody>
-        <w:p>
-          <w:pPr>
-            <w:pStyle w:val="C65AC380DE984E6BA39EA85A815C4F47"/>
-          </w:pPr>
-          <w:r>
-            <w:t>Heading 1</w:t>
-          </w:r>
-        </w:p>
-      </w:docPartBody>
-    </w:docPart>
-    <w:docPart>
-      <w:docPartPr>
-        <w:name w:val="8AA6DCF8A40341D5BC935CA50CD01F1E"/>
-        <w:category>
-          <w:name w:val="General"/>
-          <w:gallery w:val="placeholder"/>
-        </w:category>
-        <w:types>
-          <w:type w:val="bbPlcHdr"/>
-        </w:types>
-        <w:behaviors>
-          <w:behavior w:val="content"/>
-        </w:behaviors>
-        <w:guid w:val="{7B02B5B1-CFCD-46A2-917B-9E78CB4115CB}"/>
-      </w:docPartPr>
-      <w:docPartBody>
-        <w:p>
-          <w:r>
-            <w:t>To replace the placeholder text on this page, you can just select it all and then start typing. But don’t do that just yet!</w:t>
-          </w:r>
-        </w:p>
-        <w:p>
-          <w:pPr>
-            <w:pStyle w:val="8AA6DCF8A40341D5BC935CA50CD01F1E"/>
-          </w:pPr>
-          <w:r>
-            <w:t>First check out a few tips to help you quickly format your report. You might be amazed at how easy it is.</w:t>
-          </w:r>
-        </w:p>
-      </w:docPartBody>
-    </w:docPart>
-    <w:docPart>
-      <w:docPartPr>
-        <w:name w:val="B69C26DF970444C68293DC88D2440559"/>
-        <w:category>
-          <w:name w:val="General"/>
-          <w:gallery w:val="placeholder"/>
-        </w:category>
-        <w:types>
-          <w:type w:val="bbPlcHdr"/>
-        </w:types>
-        <w:behaviors>
-          <w:behavior w:val="content"/>
-        </w:behaviors>
-        <w:guid w:val="{61F525A9-5C30-44C5-9D92-9E5B46107146}"/>
-      </w:docPartPr>
-      <w:docPartBody>
-        <w:p>
-          <w:pPr>
-            <w:pStyle w:val="ListBullet"/>
-            <w:ind w:left="720" w:hanging="360"/>
-          </w:pPr>
-          <w:r>
-            <w:t xml:space="preserve">Need a heading? On the Home tab, in the Styles gallery, just click the heading style you want. </w:t>
-          </w:r>
-        </w:p>
-        <w:p>
-          <w:pPr>
-            <w:pStyle w:val="ListBullet"/>
-            <w:ind w:left="720" w:hanging="360"/>
-          </w:pPr>
-          <w:r>
-            <w:t>Notice other styles in that gallery as well, such as for a quote, a numbered list, or a bulleted list like this one.</w:t>
-          </w:r>
-        </w:p>
-        <w:p>
-          <w:pPr>
-            <w:pStyle w:val="B69C26DF970444C68293DC88D2440559"/>
-          </w:pPr>
-          <w:r>
-            <w:t>For best results when selecting text to copy or edit, don’t include space to the left or right of the characters in your selection.</w:t>
-          </w:r>
-        </w:p>
-      </w:docPartBody>
-    </w:docPart>
-    <w:docPart>
-      <w:docPartPr>
-        <w:name w:val="12C0C73156304A2998CC4B08538761D4"/>
-        <w:category>
-          <w:name w:val="General"/>
-          <w:gallery w:val="placeholder"/>
-        </w:category>
-        <w:types>
-          <w:type w:val="bbPlcHdr"/>
-        </w:types>
-        <w:behaviors>
-          <w:behavior w:val="content"/>
-        </w:behaviors>
-        <w:guid w:val="{A02D3859-AADA-46BB-953D-AF2337891D02}"/>
-      </w:docPartPr>
-      <w:docPartBody>
-        <w:p>
-          <w:pPr>
-            <w:pStyle w:val="12C0C73156304A2998CC4B08538761D4"/>
-          </w:pPr>
-          <w:r>
-            <w:t>Heading 2</w:t>
-          </w:r>
-        </w:p>
-      </w:docPartBody>
-    </w:docPart>
-    <w:docPart>
-      <w:docPartPr>
-        <w:name w:val="F95825FD530E44D9A5990F56D668B54F"/>
-        <w:category>
-          <w:name w:val="General"/>
-          <w:gallery w:val="placeholder"/>
-        </w:category>
-        <w:types>
-          <w:type w:val="bbPlcHdr"/>
-        </w:types>
-        <w:behaviors>
-          <w:behavior w:val="content"/>
-        </w:behaviors>
-        <w:guid w:val="{26C04DC0-F64D-4C7F-BAB6-9478757484C2}"/>
-      </w:docPartPr>
-      <w:docPartBody>
-        <w:p>
-          <w:r>
-            <w:t>You might like the photo on the cover page as much as we do, but if it’s not ideal for your report, it’s easy to replace it with your own.</w:t>
-          </w:r>
-        </w:p>
-        <w:p>
-          <w:pPr>
-            <w:pStyle w:val="F95825FD530E44D9A5990F56D668B54F"/>
-          </w:pPr>
-          <w:r>
-            <w:t>Just delete the placeholder picture. Then, on the Insert tab, click Picture to select one from your files.</w:t>
-          </w:r>
-        </w:p>
-      </w:docPartBody>
-    </w:docPart>
-  </w:docParts>
-</w:glossaryDocument>
-</file>
-
-<file path=word/glossary/fontTable.xml><?xml version="1.0" encoding="utf-8"?>
-<w:fonts xmlns:mc="http://schemas.openxmlformats.org/markup-compatibility/2006" xmlns:r="http://schemas.openxmlformats.org/officeDocument/2006/relationships" xmlns:w="http://schemas.openxmlformats.org/wordprocessingml/2006/main" xmlns:w14="http://schemas.microsoft.com/office/word/2010/wordml" xmlns:w15="http://schemas.microsoft.com/office/word/2012/wordml" xmlns:w16cex="http://schemas.microsoft.com/office/word/2018/wordml/cex" xmlns:w16cid="http://schemas.microsoft.com/office/word/2016/wordml/cid" xmlns:w16="http://schemas.microsoft.com/office/word/2018/wordml" xmlns:w16du="http://schemas.microsoft.com/office/word/2023/wordml/word16du" xmlns:w16sdtdh="http://schemas.microsoft.com/office/word/2020/wordml/sdtdatahash" xmlns:w16sdtfl="http://schemas.microsoft.com/office/word/2024/wordml/sdtformatlock" xmlns:w16se="http://schemas.microsoft.com/office/word/2015/wordml/symex" mc:Ignorable="w14 w15 w16se w16cid w16 w16cex w16sdtdh w16sdtfl w16du">
-  <w:font w:name="Symbol">
-    <w:panose1 w:val="05050102010706020507"/>
-    <w:charset w:val="02"/>
-    <w:family w:val="roman"/>
-    <w:pitch w:val="variable"/>
-    <w:sig w:usb0="00000000" w:usb1="10000000" w:usb2="00000000" w:usb3="00000000" w:csb0="80000000" w:csb1="00000000"/>
-  </w:font>
-  <w:font w:name="Times New Roman">
-    <w:panose1 w:val="02020603050405020304"/>
-    <w:charset w:val="00"/>
-    <w:family w:val="roman"/>
-    <w:pitch w:val="variable"/>
-    <w:sig w:usb0="E0002EFF" w:usb1="C000785B" w:usb2="00000009" w:usb3="00000000" w:csb0="000001FF" w:csb1="00000000"/>
-  </w:font>
-  <w:font w:name="Century Gothic">
-    <w:panose1 w:val="020B0502020202020204"/>
-    <w:charset w:val="00"/>
-    <w:family w:val="swiss"/>
-    <w:pitch w:val="variable"/>
-    <w:sig w:usb0="00000287" w:usb1="00000000" w:usb2="00000000" w:usb3="00000000" w:csb0="0000009F" w:csb1="00000000"/>
-  </w:font>
-  <w:font w:name="Constantia">
-    <w:panose1 w:val="02030602050306030303"/>
-    <w:charset w:val="00"/>
-    <w:family w:val="roman"/>
-    <w:pitch w:val="variable"/>
-    <w:sig w:usb0="A00002EF" w:usb1="4000204B" w:usb2="00000000" w:usb3="00000000" w:csb0="0000019F" w:csb1="00000000"/>
-  </w:font>
-  <w:font w:name="STXinwei">
-    <w:altName w:val="华文新魏"/>
-    <w:panose1 w:val="02010800040101010101"/>
-    <w:charset w:val="86"/>
-    <w:family w:val="auto"/>
-    <w:pitch w:val="variable"/>
-    <w:sig w:usb0="00000001" w:usb1="080F0000" w:usb2="00000010" w:usb3="00000000" w:csb0="00040000" w:csb1="00000000"/>
-  </w:font>
-  <w:font w:name="Segoe UI">
-    <w:panose1 w:val="020B0502040204020203"/>
-    <w:charset w:val="00"/>
-    <w:family w:val="swiss"/>
-    <w:pitch w:val="variable"/>
-    <w:sig w:usb0="E4002EFF" w:usb1="C000E47F" w:usb2="00000009" w:usb3="00000000" w:csb0="000001FF" w:csb1="00000000"/>
-  </w:font>
-  <w:font w:name="Consolas">
-    <w:panose1 w:val="020B0609020204030204"/>
-    <w:charset w:val="00"/>
-    <w:family w:val="modern"/>
-    <w:pitch w:val="fixed"/>
-    <w:sig w:usb0="E00002FF" w:usb1="0000FCFF" w:usb2="00000001" w:usb3="00000000" w:csb0="0000019F" w:csb1="00000000"/>
-  </w:font>
-  <w:font w:name="Calibri">
-    <w:panose1 w:val="020F0502020204030204"/>
-    <w:charset w:val="00"/>
-    <w:family w:val="swiss"/>
-    <w:pitch w:val="variable"/>
-    <w:sig w:usb0="E4002EFF" w:usb1="C200247B" w:usb2="00000009" w:usb3="00000000" w:csb0="000001FF" w:csb1="00000000"/>
-  </w:font>
-  <w:font w:name="DengXian">
-    <w:panose1 w:val="02010600030101010101"/>
-    <w:charset w:val="86"/>
-    <w:family w:val="auto"/>
-    <w:pitch w:val="variable"/>
-    <w:sig w:usb0="A00002BF" w:usb1="38CF7CFA" w:usb2="00000016" w:usb3="00000000" w:csb0="0004000F" w:csb1="00000000"/>
-  </w:font>
-  <w:font w:name="Arial">
-    <w:panose1 w:val="020B0604020202020204"/>
-    <w:charset w:val="00"/>
-    <w:family w:val="swiss"/>
-    <w:pitch w:val="variable"/>
-    <w:sig w:usb0="E0002EFF" w:usb1="C000785B" w:usb2="00000009" w:usb3="00000000" w:csb0="000001FF" w:csb1="00000000"/>
-  </w:font>
-  <w:font w:name="DengXian Light">
-    <w:panose1 w:val="02010600030101010101"/>
-    <w:charset w:val="86"/>
-    <w:family w:val="auto"/>
-    <w:pitch w:val="variable"/>
-    <w:sig w:usb0="A00002BF" w:usb1="38CF7CFA" w:usb2="00000016" w:usb3="00000000" w:csb0="0004000F" w:csb1="00000000"/>
-  </w:font>
-  <w:font w:name="Calibri Light">
-    <w:panose1 w:val="020F0302020204030204"/>
-    <w:charset w:val="00"/>
-    <w:family w:val="swiss"/>
-    <w:pitch w:val="variable"/>
-    <w:sig w:usb0="E4002EFF" w:usb1="C200247B" w:usb2="00000009" w:usb3="00000000" w:csb0="000001FF" w:csb1="00000000"/>
-  </w:font>
-</w:fonts>
-</file>
-
-<file path=word/glossary/numbering.xml><?xml version="1.0" encoding="utf-8"?>
-<w:numbering xmlns:wpc="http://schemas.microsoft.com/office/word/2010/wordprocessingCanvas" xmlns:cx="http://schemas.microsoft.com/office/drawing/2014/chartex" xmlns:cx1="http://schemas.microsoft.com/office/drawing/2015/9/8/chartex" xmlns:cx2="http://schemas.microsoft.com/office/drawing/2015/10/21/chartex" xmlns:cx3="http://schemas.microsoft.com/office/drawing/2016/5/9/chartex" xmlns:cx4="http://schemas.microsoft.com/office/drawing/2016/5/10/chartex" xmlns:cx5="http://schemas.microsoft.com/office/drawing/2016/5/11/chartex" xmlns:cx6="http://schemas.microsoft.com/office/drawing/2016/5/12/chartex" xmlns:cx7="http://schemas.microsoft.com/office/drawing/2016/5/13/chartex" xmlns:cx8="http://schemas.microsoft.com/office/drawing/2016/5/14/chartex" xmlns:mc="http://schemas.openxmlformats.org/markup-compatibility/2006" xmlns:aink="http://schemas.microsoft.com/office/drawing/2016/ink" xmlns:am3d="http://schemas.microsoft.com/office/drawing/2017/model3d" xmlns:o="urn:schemas-microsoft-com:office:office" xmlns:oel="http://schemas.microsoft.com/office/2019/extlst" xmlns:r="http://schemas.openxmlformats.org/officeDocument/2006/relationships" xmlns:m="http://schemas.openxmlformats.org/officeDocument/2006/math" xmlns:v="urn:schemas-microsoft-com:vml" xmlns:wp14="http://schemas.microsoft.com/office/word/2010/wordprocessingDrawing" xmlns:wp="http://schemas.openxmlformats.org/drawingml/2006/wordprocessingDrawing" xmlns:w10="urn:schemas-microsoft-com:office:word" xmlns:w="http://schemas.openxmlformats.org/wordprocessingml/2006/main" xmlns:w14="http://schemas.microsoft.com/office/word/2010/wordml" xmlns:w15="http://schemas.microsoft.com/office/word/2012/wordml" xmlns:w16cex="http://schemas.microsoft.com/office/word/2018/wordml/cex" xmlns:w16cid="http://schemas.microsoft.com/office/word/2016/wordml/cid" xmlns:w16="http://schemas.microsoft.com/office/word/2018/wordml" xmlns:w16du="http://schemas.microsoft.com/office/word/2023/wordml/word16du" xmlns:w16sdtdh="http://schemas.microsoft.com/office/word/2020/wordml/sdtdatahash" xmlns:w16sdtfl="http://schemas.microsoft.com/office/word/2024/wordml/sdtformatlock" xmlns:w16se="http://schemas.microsoft.com/office/word/2015/wordml/symex" xmlns:wpg="http://schemas.microsoft.com/office/word/2010/wordprocessingGroup" xmlns:wpi="http://schemas.microsoft.com/office/word/2010/wordprocessingInk" xmlns:wne="http://schemas.microsoft.com/office/word/2006/wordml" xmlns:wps="http://schemas.microsoft.com/office/word/2010/wordprocessingShape" mc:Ignorable="w14 w15 w16se w16cid w16 w16cex w16sdtdh w16sdtfl w16du wp14">
-  <w:abstractNum w:abstractNumId="0" w15:restartNumberingAfterBreak="0">
-    <w:nsid w:val="FFFFFF89"/>
-    <w:multiLevelType w:val="singleLevel"/>
-    <w:tmpl w:val="BAA6FCB4"/>
-    <w:lvl w:ilvl="0">
-      <w:start w:val="1"/>
-      <w:numFmt w:val="bullet"/>
-      <w:pStyle w:val="ListBullet"/>
-      <w:lvlText w:val="−"/>
-      <w:lvlJc w:val="left"/>
-      <w:pPr>
-        <w:ind w:left="720" w:hanging="360"/>
-      </w:pPr>
-      <w:rPr>
-        <w:rFonts w:ascii="Century Gothic" w:hAnsi="Century Gothic" w:hint="default"/>
-        <w:color w:val="0D0D0D" w:themeColor="text1" w:themeTint="F2"/>
-      </w:rPr>
-    </w:lvl>
-  </w:abstractNum>
-  <w:num w:numId="1" w16cid:durableId="1801651808">
-    <w:abstractNumId w:val="0"/>
-  </w:num>
-</w:numbering>
-</file>
-
-<file path=word/glossary/settings.xml><?xml version="1.0" encoding="utf-8"?>
-<w:settings xmlns:mc="http://schemas.openxmlformats.org/markup-compatibility/2006" xmlns:o="urn:schemas-microsoft-com:office:office" xmlns:r="http://schemas.openxmlformats.org/officeDocument/2006/relationships" xmlns:m="http://schemas.openxmlformats.org/officeDocument/2006/math" xmlns:v="urn:schemas-microsoft-com:vml" xmlns:w10="urn:schemas-microsoft-com:office:word" xmlns:w="http://schemas.openxmlformats.org/wordprocessingml/2006/main" xmlns:w14="http://schemas.microsoft.com/office/word/2010/wordml" xmlns:w15="http://schemas.microsoft.com/office/word/2012/wordml" xmlns:w16cex="http://schemas.microsoft.com/office/word/2018/wordml/cex" xmlns:w16cid="http://schemas.microsoft.com/office/word/2016/wordml/cid" xmlns:w16="http://schemas.microsoft.com/office/word/2018/wordml" xmlns:w16du="http://schemas.microsoft.com/office/word/2023/wordml/word16du" xmlns:w16sdtdh="http://schemas.microsoft.com/office/word/2020/wordml/sdtdatahash" xmlns:w16sdtfl="http://schemas.microsoft.com/office/word/2024/wordml/sdtformatlock" xmlns:w16se="http://schemas.microsoft.com/office/word/2015/wordml/symex" xmlns:sl="http://schemas.openxmlformats.org/schemaLibrary/2006/main" mc:Ignorable="w14 w15 w16se w16cid w16 w16cex w16sdtdh w16sdtfl w16du">
-  <w:view w:val="normal"/>
-  <w:defaultTabStop w:val="720"/>
-  <w:characterSpacingControl w:val="doNotCompress"/>
-  <w:compat>
-    <w:useFELayout/>
-    <w:compatSetting w:name="compatibilityMode" w:uri="http://schemas.microsoft.com/office/word" w:val="15"/>
-    <w:compatSetting w:name="overrideTableStyleFontSizeAndJustification" w:uri="http://schemas.microsoft.com/office/word" w:val="1"/>
-    <w:compatSetting w:name="enableOpenTypeFeatures" w:uri="http://schemas.microsoft.com/office/word" w:val="1"/>
-    <w:compatSetting w:name="doNotFlipMirrorIndents" w:uri="http://schemas.microsoft.com/office/word" w:val="1"/>
-    <w:compatSetting w:name="differentiateMultirowTableHeaders" w:uri="http://schemas.microsoft.com/office/word" w:val="1"/>
-    <w:compatSetting w:name="useWord2013TrackBottomHyphenation" w:uri="http://schemas.microsoft.com/office/word" w:val="0"/>
-  </w:compat>
-  <w:rsids>
-    <w:rsidRoot w:val="00135C90"/>
-    <w:rsid w:val="00135C90"/>
-    <w:rsid w:val="00C811B4"/>
-  </w:rsids>
-  <m:mathPr>
-    <m:mathFont m:val="Cambria Math"/>
-    <m:brkBin m:val="before"/>
-    <m:brkBinSub m:val="--"/>
-    <m:smallFrac m:val="0"/>
-    <m:dispDef/>
-    <m:lMargin m:val="0"/>
-    <m:rMargin m:val="0"/>
-    <m:defJc m:val="centerGroup"/>
-    <m:wrapIndent m:val="1440"/>
-    <m:intLim m:val="subSup"/>
-    <m:naryLim m:val="undOvr"/>
-  </m:mathPr>
-  <w:themeFontLang w:val="en-US" w:eastAsia="zh-CN" w:bidi="ar-SA"/>
-  <w:clrSchemeMapping w:bg1="light1" w:t1="dark1" w:bg2="light2" w:t2="dark2" w:accent1="accent1" w:accent2="accent2" w:accent3="accent3" w:accent4="accent4" w:accent5="accent5" w:accent6="accent6" w:hyperlink="hyperlink" w:followedHyperlink="followedHyperlink"/>
-  <w:decimalSymbol w:val="."/>
-  <w:listSeparator w:val=","/>
-  <w15:chartTrackingRefBased/>
-</w:settings>
-</file>
-
-<file path=word/glossary/styles.xml><?xml version="1.0" encoding="utf-8"?>
-<w:styles xmlns:mc="http://schemas.openxmlformats.org/markup-compatibility/2006" xmlns:r="http://schemas.openxmlformats.org/officeDocument/2006/relationships" xmlns:w="http://schemas.openxmlformats.org/wordprocessingml/2006/main" xmlns:w14="http://schemas.microsoft.com/office/word/2010/wordml" xmlns:w15="http://schemas.microsoft.com/office/word/2012/wordml" xmlns:w16cex="http://schemas.microsoft.com/office/word/2018/wordml/cex" xmlns:w16cid="http://schemas.microsoft.com/office/word/2016/wordml/cid" xmlns:w16="http://schemas.microsoft.com/office/word/2018/wordml" xmlns:w16du="http://schemas.microsoft.com/office/word/2023/wordml/word16du" xmlns:w16sdtdh="http://schemas.microsoft.com/office/word/2020/wordml/sdtdatahash" xmlns:w16sdtfl="http://schemas.microsoft.com/office/word/2024/wordml/sdtformatlock" xmlns:w16se="http://schemas.microsoft.com/office/word/2015/wordml/symex" mc:Ignorable="w14 w15 w16se w16cid w16 w16cex w16sdtdh w16sdtfl w16du">
-  <w:docDefaults>
-    <w:rPrDefault>
-      <w:rPr>
-        <w:rFonts w:asciiTheme="minorHAnsi" w:eastAsiaTheme="minorEastAsia" w:hAnsiTheme="minorHAnsi" w:cstheme="minorBidi"/>
-        <w:kern w:val="2"/>
-        <w:sz w:val="24"/>
-        <w:szCs w:val="24"/>
-        <w:lang w:val="en-US" w:eastAsia="zh-CN" w:bidi="ar-SA"/>
-        <w14:ligatures w14:val="standardContextual"/>
-      </w:rPr>
-    </w:rPrDefault>
-    <w:pPrDefault>
-      <w:pPr>
-        <w:spacing w:after="160" w:line="278" w:lineRule="auto"/>
-      </w:pPr>
-    </w:pPrDefault>
-  </w:docDefaults>
-  <w:latentStyles w:defLockedState="0" w:defUIPriority="99" w:defSemiHidden="0" w:defUnhideWhenUsed="0" w:defQFormat="0" w:count="376">
-    <w:lsdException w:name="Normal" w:uiPriority="0" w:qFormat="1"/>
-    <w:lsdException w:name="heading 1" w:uiPriority="9" w:qFormat="1"/>
-    <w:lsdException w:name="heading 2" w:semiHidden="1" w:uiPriority="9" w:unhideWhenUsed="1" w:qFormat="1"/>
-    <w:lsdException w:name="heading 3" w:semiHidden="1" w:uiPriority="9" w:unhideWhenUsed="1" w:qFormat="1"/>
-    <w:lsdException w:name="heading 4" w:semiHidden="1" w:uiPriority="9" w:unhideWhenUsed="1" w:qFormat="1"/>
-    <w:lsdException w:name="heading 5" w:semiHidden="1" w:uiPriority="9" w:unhideWhenUsed="1" w:qFormat="1"/>
-    <w:lsdException w:name="heading 6" w:semiHidden="1" w:uiPriority="9" w:unhideWhenUsed="1" w:qFormat="1"/>
-    <w:lsdException w:name="heading 7" w:semiHidden="1" w:uiPriority="9" w:unhideWhenUsed="1" w:qFormat="1"/>
-    <w:lsdException w:name="heading 8" w:semiHidden="1" w:uiPriority="9" w:unhideWhenUsed="1" w:qFormat="1"/>
-    <w:lsdException w:name="heading 9" w:semiHidden="1" w:uiPriority="9" w:unhideWhenUsed="1" w:qFormat="1"/>
-    <w:lsdException w:name="index 1" w:semiHidden="1" w:unhideWhenUsed="1"/>
-    <w:lsdException w:name="index 2" w:semiHidden="1" w:unhideWhenUsed="1"/>
-    <w:lsdException w:name="index 3" w:semiHidden="1" w:unhideWhenUsed="1"/>
-    <w:lsdException w:name="index 4" w:semiHidden="1" w:unhideWhenUsed="1"/>
-    <w:lsdException w:name="index 5" w:semiHidden="1" w:unhideWhenUsed="1"/>
-    <w:lsdException w:name="index 6" w:semiHidden="1" w:unhideWhenUsed="1"/>
-    <w:lsdException w:name="index 7" w:semiHidden="1" w:unhideWhenUsed="1"/>
-    <w:lsdException w:name="index 8" w:semiHidden="1" w:unhideWhenUsed="1"/>
-    <w:lsdException w:name="index 9" w:semiHidden="1" w:unhideWhenUsed="1"/>
-    <w:lsdException w:name="toc 1" w:semiHidden="1" w:uiPriority="39" w:unhideWhenUsed="1"/>
-    <w:lsdException w:name="toc 2" w:semiHidden="1" w:uiPriority="39" w:unhideWhenUsed="1"/>
-    <w:lsdException w:name="toc 3" w:semiHidden="1" w:uiPriority="39" w:unhideWhenUsed="1"/>
-    <w:lsdException w:name="toc 4" w:semiHidden="1" w:uiPriority="39" w:unhideWhenUsed="1"/>
-    <w:lsdException w:name="toc 5" w:semiHidden="1" w:uiPriority="39" w:unhideWhenUsed="1"/>
-    <w:lsdException w:name="toc 6" w:semiHidden="1" w:uiPriority="39" w:unhideWhenUsed="1"/>
-    <w:lsdException w:name="toc 7" w:semiHidden="1" w:uiPriority="39" w:unhideWhenUsed="1"/>
-    <w:lsdException w:name="toc 8" w:semiHidden="1" w:uiPriority="39" w:unhideWhenUsed="1"/>
-    <w:lsdException w:name="toc 9" w:semiHidden="1" w:uiPriority="39" w:unhideWhenUsed="1"/>
-    <w:lsdException w:name="Normal Indent" w:semiHidden="1" w:unhideWhenUsed="1"/>
-    <w:lsdException w:name="footnote text" w:semiHidden="1" w:unhideWhenUsed="1"/>
-    <w:lsdException w:name="annotation text" w:semiHidden="1" w:unhideWhenUsed="1"/>
-    <w:lsdException w:name="header" w:semiHidden="1" w:unhideWhenUsed="1"/>
-    <w:lsdException w:name="footer" w:semiHidden="1" w:unhideWhenUsed="1"/>
-    <w:lsdException w:name="index heading" w:semiHidden="1" w:unhideWhenUsed="1"/>
-    <w:lsdException w:name="caption" w:semiHidden="1" w:uiPriority="35" w:unhideWhenUsed="1" w:qFormat="1"/>
-    <w:lsdException w:name="table of figures" w:semiHidden="1" w:unhideWhenUsed="1"/>
-    <w:lsdException w:name="envelope address" w:semiHidden="1" w:unhideWhenUsed="1"/>
-    <w:lsdException w:name="envelope return" w:semiHidden="1" w:unhideWhenUsed="1"/>
-    <w:lsdException w:name="footnote reference" w:semiHidden="1" w:unhideWhenUsed="1"/>
-    <w:lsdException w:name="annotation reference" w:semiHidden="1" w:unhideWhenUsed="1"/>
-    <w:lsdException w:name="line number" w:semiHidden="1" w:unhideWhenUsed="1"/>
-    <w:lsdException w:name="page number" w:semiHidden="1" w:unhideWhenUsed="1"/>
-    <w:lsdException w:name="endnote reference" w:semiHidden="1" w:unhideWhenUsed="1"/>
-    <w:lsdException w:name="endnote text" w:semiHidden="1" w:unhideWhenUsed="1"/>
-    <w:lsdException w:name="table of authorities" w:semiHidden="1" w:unhideWhenUsed="1"/>
-    <w:lsdException w:name="macro" w:semiHidden="1" w:unhideWhenUsed="1"/>
-    <w:lsdException w:name="toa heading" w:semiHidden="1" w:unhideWhenUsed="1"/>
-    <w:lsdException w:name="List" w:semiHidden="1" w:unhideWhenUsed="1"/>
-    <w:lsdException w:name="List Bullet" w:semiHidden="1" w:uiPriority="10" w:unhideWhenUsed="1" w:qFormat="1"/>
-    <w:lsdException w:name="List Number" w:semiHidden="1" w:unhideWhenUsed="1"/>
-    <w:lsdException w:name="List 2" w:semiHidden="1" w:unhideWhenUsed="1"/>
-    <w:lsdException w:name="List 3" w:semiHidden="1" w:unhideWhenUsed="1"/>
-    <w:lsdException w:name="List 4" w:semiHidden="1" w:unhideWhenUsed="1"/>
-    <w:lsdException w:name="List 5" w:semiHidden="1" w:unhideWhenUsed="1"/>
-    <w:lsdException w:name="List Bullet 2" w:semiHidden="1" w:unhideWhenUsed="1"/>
-    <w:lsdException w:name="List Bullet 3" w:semiHidden="1" w:unhideWhenUsed="1"/>
-    <w:lsdException w:name="List Bullet 4" w:semiHidden="1" w:unhideWhenUsed="1"/>
-    <w:lsdException w:name="List Bullet 5" w:semiHidden="1" w:unhideWhenUsed="1"/>
-    <w:lsdException w:name="List Number 2" w:semiHidden="1" w:unhideWhenUsed="1"/>
-    <w:lsdException w:name="List Number 3" w:semiHidden="1" w:unhideWhenUsed="1"/>
-    <w:lsdException w:name="List Number 4" w:semiHidden="1" w:unhideWhenUsed="1"/>
-    <w:lsdException w:name="List Number 5" w:semiHidden="1" w:unhideWhenUsed="1"/>
-    <w:lsdException w:name="Title" w:uiPriority="10" w:qFormat="1"/>
-    <w:lsdException w:name="Closing" w:semiHidden="1" w:unhideWhenUsed="1"/>
-    <w:lsdException w:name="Signature" w:semiHidden="1" w:unhideWhenUsed="1"/>
-    <w:lsdException w:name="Default Paragraph Font" w:semiHidden="1" w:uiPriority="1" w:unhideWhenUsed="1"/>
-    <w:lsdException w:name="Body Text" w:semiHidden="1" w:unhideWhenUsed="1"/>
-    <w:lsdException w:name="Body Text Indent" w:semiHidden="1" w:unhideWhenUsed="1"/>
-    <w:lsdException w:name="List Continue" w:semiHidden="1" w:unhideWhenUsed="1"/>
-    <w:lsdException w:name="List Continue 2" w:semiHidden="1" w:unhideWhenUsed="1"/>
-    <w:lsdException w:name="List Continue 3" w:semiHidden="1" w:unhideWhenUsed="1"/>
-    <w:lsdException w:name="List Continue 4" w:semiHidden="1" w:unhideWhenUsed="1"/>
-    <w:lsdException w:name="List Continue 5" w:semiHidden="1" w:unhideWhenUsed="1"/>
-    <w:lsdException w:name="Message Header" w:semiHidden="1" w:unhideWhenUsed="1"/>
-    <w:lsdException w:name="Subtitle" w:uiPriority="11" w:qFormat="1"/>
-    <w:lsdException w:name="Salutation" w:semiHidden="1" w:unhideWhenUsed="1"/>
-    <w:lsdException w:name="Date" w:semiHidden="1" w:unhideWhenUsed="1"/>
-    <w:lsdException w:name="Body Text First Indent" w:semiHidden="1" w:unhideWhenUsed="1"/>
-    <w:lsdException w:name="Body Text First Indent 2" w:semiHidden="1" w:unhideWhenUsed="1"/>
-    <w:lsdException w:name="Note Heading" w:semiHidden="1" w:unhideWhenUsed="1"/>
-    <w:lsdException w:name="Body Text 2" w:semiHidden="1" w:unhideWhenUsed="1"/>
-    <w:lsdException w:name="Body Text 3" w:semiHidden="1" w:unhideWhenUsed="1"/>
-    <w:lsdException w:name="Body Text Indent 2" w:semiHidden="1" w:unhideWhenUsed="1"/>
-    <w:lsdException w:name="Body Text Indent 3" w:semiHidden="1" w:unhideWhenUsed="1"/>
-    <w:lsdException w:name="Block Text" w:semiHidden="1" w:unhideWhenUsed="1"/>
-    <w:lsdException w:name="Hyperlink" w:semiHidden="1" w:unhideWhenUsed="1"/>
-    <w:lsdException w:name="FollowedHyperlink" w:semiHidden="1" w:unhideWhenUsed="1"/>
-    <w:lsdException w:name="Strong" w:uiPriority="22" w:qFormat="1"/>
-    <w:lsdException w:name="Emphasis" w:uiPriority="20" w:qFormat="1"/>
-    <w:lsdException w:name="Document Map" w:semiHidden="1" w:unhideWhenUsed="1"/>
-    <w:lsdException w:name="Plain Text" w:semiHidden="1" w:unhideWhenUsed="1"/>
-    <w:lsdException w:name="E-mail Signature" w:semiHidden="1" w:unhideWhenUsed="1"/>
-    <w:lsdException w:name="HTML Top of Form" w:semiHidden="1" w:unhideWhenUsed="1"/>
-    <w:lsdException w:name="HTML Bottom of Form" w:semiHidden="1" w:unhideWhenUsed="1"/>
-    <w:lsdException w:name="Normal (Web)" w:semiHidden="1" w:unhideWhenUsed="1"/>
-    <w:lsdException w:name="HTML Acronym" w:semiHidden="1" w:unhideWhenUsed="1"/>
-    <w:lsdException w:name="HTML Address" w:semiHidden="1" w:unhideWhenUsed="1"/>
-    <w:lsdException w:name="HTML Cite" w:semiHidden="1" w:unhideWhenUsed="1"/>
-    <w:lsdException w:name="HTML Code" w:semiHidden="1" w:unhideWhenUsed="1"/>
-    <w:lsdException w:name="HTML Definition" w:semiHidden="1" w:unhideWhenUsed="1"/>
-    <w:lsdException w:name="HTML Keyboard" w:semiHidden="1" w:unhideWhenUsed="1"/>
-    <w:lsdException w:name="HTML Preformatted" w:semiHidden="1" w:unhideWhenUsed="1"/>
-    <w:lsdException w:name="HTML Sample" w:semiHidden="1" w:unhideWhenUsed="1"/>
-    <w:lsdException w:name="HTML Typewriter" w:semiHidden="1" w:unhideWhenUsed="1"/>
-    <w:lsdException w:name="HTML Variable" w:semiHidden="1" w:unhideWhenUsed="1"/>
-    <w:lsdException w:name="Normal Table" w:semiHidden="1" w:unhideWhenUsed="1"/>
-    <w:lsdException w:name="annotation subject" w:semiHidden="1" w:unhideWhenUsed="1"/>
-    <w:lsdException w:name="No List" w:semiHidden="1" w:unhideWhenUsed="1"/>
-    <w:lsdException w:name="Outline List 1" w:semiHidden="1" w:unhideWhenUsed="1"/>
-    <w:lsdException w:name="Outline List 2" w:semiHidden="1" w:unhideWhenUsed="1"/>
-    <w:lsdException w:name="Outline List 3" w:semiHidden="1" w:unhideWhenUsed="1"/>
-    <w:lsdException w:name="Table Simple 1" w:semiHidden="1" w:unhideWhenUsed="1"/>
-    <w:lsdException w:name="Table Simple 2" w:semiHidden="1" w:unhideWhenUsed="1"/>
-    <w:lsdException w:name="Table Simple 3" w:semiHidden="1" w:unhideWhenUsed="1"/>
-    <w:lsdException w:name="Table Classic 1" w:semiHidden="1" w:unhideWhenUsed="1"/>
-    <w:lsdException w:name="Table Classic 2" w:semiHidden="1" w:unhideWhenUsed="1"/>
-    <w:lsdException w:name="Table Classic 3" w:semiHidden="1" w:unhideWhenUsed="1"/>
-    <w:lsdException w:name="Table Classic 4" w:semiHidden="1" w:unhideWhenUsed="1"/>
-    <w:lsdException w:name="Table Colorful 1" w:semiHidden="1" w:unhideWhenUsed="1"/>
-    <w:lsdException w:name="Table Colorful 2" w:semiHidden="1" w:unhideWhenUsed="1"/>
-    <w:lsdException w:name="Table Colorful 3" w:semiHidden="1" w:unhideWhenUsed="1"/>
-    <w:lsdException w:name="Table Columns 1" w:semiHidden="1" w:unhideWhenUsed="1"/>
-    <w:lsdException w:name="Table Columns 2" w:semiHidden="1" w:unhideWhenUsed="1"/>
-    <w:lsdException w:name="Table Columns 3" w:semiHidden="1" w:unhideWhenUsed="1"/>
-    <w:lsdException w:name="Table Columns 4" w:semiHidden="1" w:unhideWhenUsed="1"/>
-    <w:lsdException w:name="Table Columns 5" w:semiHidden="1" w:unhideWhenUsed="1"/>
-    <w:lsdException w:name="Table Grid 1" w:semiHidden="1" w:unhideWhenUsed="1"/>
-    <w:lsdException w:name="Table Grid 2" w:semiHidden="1" w:unhideWhenUsed="1"/>
-    <w:lsdException w:name="Table Grid 3" w:semiHidden="1" w:unhideWhenUsed="1"/>
-    <w:lsdException w:name="Table Grid 4" w:semiHidden="1" w:unhideWhenUsed="1"/>
-    <w:lsdException w:name="Table Grid 5" w:semiHidden="1" w:unhideWhenUsed="1"/>
-    <w:lsdException w:name="Table Grid 6" w:semiHidden="1" w:unhideWhenUsed="1"/>
-    <w:lsdException w:name="Table Grid 7" w:semiHidden="1" w:unhideWhenUsed="1"/>
-    <w:lsdException w:name="Table Grid 8" w:semiHidden="1" w:unhideWhenUsed="1"/>
-    <w:lsdException w:name="Table List 1" w:semiHidden="1" w:unhideWhenUsed="1"/>
-    <w:lsdException w:name="Table List 2" w:semiHidden="1" w:unhideWhenUsed="1"/>
-    <w:lsdException w:name="Table List 3" w:semiHidden="1" w:unhideWhenUsed="1"/>
-    <w:lsdException w:name="Table List 4" w:semiHidden="1" w:unhideWhenUsed="1"/>
-    <w:lsdException w:name="Table List 5" w:semiHidden="1" w:unhideWhenUsed="1"/>
-    <w:lsdException w:name="Table List 6" w:semiHidden="1" w:unhideWhenUsed="1"/>
-    <w:lsdException w:name="Table List 7" w:semiHidden="1" w:unhideWhenUsed="1"/>
-    <w:lsdException w:name="Table List 8" w:semiHidden="1" w:unhideWhenUsed="1"/>
-    <w:lsdException w:name="Table 3D effects 1" w:semiHidden="1" w:unhideWhenUsed="1"/>
-    <w:lsdException w:name="Table 3D effects 2" w:semiHidden="1" w:unhideWhenUsed="1"/>
-    <w:lsdException w:name="Table 3D effects 3" w:semiHidden="1" w:unhideWhenUsed="1"/>
-    <w:lsdException w:name="Table Contemporary" w:semiHidden="1" w:unhideWhenUsed="1"/>
-    <w:lsdException w:name="Table Elegant" w:semiHidden="1" w:unhideWhenUsed="1"/>
-    <w:lsdException w:name="Table Professional" w:semiHidden="1" w:unhideWhenUsed="1"/>
-    <w:lsdException w:name="Table Subtle 1" w:semiHidden="1" w:unhideWhenUsed="1"/>
-    <w:lsdException w:name="Table Subtle 2" w:semiHidden="1" w:unhideWhenUsed="1"/>
-    <w:lsdException w:name="Table Web 1" w:semiHidden="1" w:unhideWhenUsed="1"/>
-    <w:lsdException w:name="Table Web 2" w:semiHidden="1" w:unhideWhenUsed="1"/>
-    <w:lsdException w:name="Table Web 3" w:semiHidden="1" w:unhideWhenUsed="1"/>
-    <w:lsdException w:name="Balloon Text" w:semiHidden="1" w:unhideWhenUsed="1"/>
-    <w:lsdException w:name="Table Grid" w:uiPriority="39"/>
-    <w:lsdException w:name="Table Theme" w:semiHidden="1" w:unhideWhenUsed="1"/>
-    <w:lsdException w:name="Placeholder Text" w:semiHidden="1"/>
-    <w:lsdException w:name="No Spacing" w:uiPriority="1" w:qFormat="1"/>
-    <w:lsdException w:name="Light Shading" w:uiPriority="60"/>
-    <w:lsdException w:name="Light List" w:uiPriority="61"/>
-    <w:lsdException w:name="Light Grid" w:uiPriority="62"/>
-    <w:lsdException w:name="Medium Shading 1" w:uiPriority="63"/>
-    <w:lsdException w:name="Medium Shading 2" w:uiPriority="64"/>
-    <w:lsdException w:name="Medium List 1" w:uiPriority="65"/>
-    <w:lsdException w:name="Medium List 2" w:uiPriority="66"/>
-    <w:lsdException w:name="Medium Grid 1" w:uiPriority="67"/>
-    <w:lsdException w:name="Medium Grid 2" w:uiPriority="68"/>
-    <w:lsdException w:name="Medium Grid 3" w:uiPriority="69"/>
-    <w:lsdException w:name="Dark List" w:uiPriority="70"/>
-    <w:lsdException w:name="Colorful Shading" w:uiPriority="71"/>
-    <w:lsdException w:name="Colorful List" w:uiPriority="72"/>
-    <w:lsdException w:name="Colorful Grid" w:uiPriority="73"/>
-    <w:lsdException w:name="Light Shading Accent 1" w:uiPriority="60"/>
-    <w:lsdException w:name="Light List Accent 1" w:uiPriority="61"/>
-    <w:lsdException w:name="Light Grid Accent 1" w:uiPriority="62"/>
-    <w:lsdException w:name="Medium Shading 1 Accent 1" w:uiPriority="63"/>
-    <w:lsdException w:name="Medium Shading 2 Accent 1" w:uiPriority="64"/>
-    <w:lsdException w:name="Medium List 1 Accent 1" w:uiPriority="65"/>
-    <w:lsdException w:name="Revision" w:semiHidden="1"/>
-    <w:lsdException w:name="List Paragraph" w:uiPriority="34" w:qFormat="1"/>
-    <w:lsdException w:name="Quote" w:uiPriority="29" w:qFormat="1"/>
-    <w:lsdException w:name="Intense Quote" w:uiPriority="30" w:qFormat="1"/>
-    <w:lsdException w:name="Medium List 2 Accent 1" w:uiPriority="66"/>
-    <w:lsdException w:name="Medium Grid 1 Accent 1" w:uiPriority="67"/>
-    <w:lsdException w:name="Medium Grid 2 Accent 1" w:uiPriority="68"/>
-    <w:lsdException w:name="Medium Grid 3 Accent 1" w:uiPriority="69"/>
-    <w:lsdException w:name="Dark List Accent 1" w:uiPriority="70"/>
-    <w:lsdException w:name="Colorful Shading Accent 1" w:uiPriority="71"/>
-    <w:lsdException w:name="Colorful List Accent 1" w:uiPriority="72"/>
-    <w:lsdException w:name="Colorful Grid Accent 1" w:uiPriority="73"/>
-    <w:lsdException w:name="Light Shading Accent 2" w:uiPriority="60"/>
-    <w:lsdException w:name="Light List Accent 2" w:uiPriority="61"/>
-    <w:lsdException w:name="Light Grid Accent 2" w:uiPriority="62"/>
-    <w:lsdException w:name="Medium Shading 1 Accent 2" w:uiPriority="63"/>
-    <w:lsdException w:name="Medium Shading 2 Accent 2" w:uiPriority="64"/>
-    <w:lsdException w:name="Medium List 1 Accent 2" w:uiPriority="65"/>
-    <w:lsdException w:name="Medium List 2 Accent 2" w:uiPriority="66"/>
-    <w:lsdException w:name="Medium Grid 1 Accent 2" w:uiPriority="67"/>
-    <w:lsdException w:name="Medium Grid 2 Accent 2" w:uiPriority="68"/>
-    <w:lsdException w:name="Medium Grid 3 Accent 2" w:uiPriority="69"/>
-    <w:lsdException w:name="Dark List Accent 2" w:uiPriority="70"/>
-    <w:lsdException w:name="Colorful Shading Accent 2" w:uiPriority="71"/>
-    <w:lsdException w:name="Colorful List Accent 2" w:uiPriority="72"/>
-    <w:lsdException w:name="Colorful Grid Accent 2" w:uiPriority="73"/>
-    <w:lsdException w:name="Light Shading Accent 3" w:uiPriority="60"/>
-    <w:lsdException w:name="Light List Accent 3" w:uiPriority="61"/>
-    <w:lsdException w:name="Light Grid Accent 3" w:uiPriority="62"/>
-    <w:lsdException w:name="Medium Shading 1 Accent 3" w:uiPriority="63"/>
-    <w:lsdException w:name="Medium Shading 2 Accent 3" w:uiPriority="64"/>
-    <w:lsdException w:name="Medium List 1 Accent 3" w:uiPriority="65"/>
-    <w:lsdException w:name="Medium List 2 Accent 3" w:uiPriority="66"/>
-    <w:lsdException w:name="Medium Grid 1 Accent 3" w:uiPriority="67"/>
-    <w:lsdException w:name="Medium Grid 2 Accent 3" w:uiPriority="68"/>
-    <w:lsdException w:name="Medium Grid 3 Accent 3" w:uiPriority="69"/>
-    <w:lsdException w:name="Dark List Accent 3" w:uiPriority="70"/>
-    <w:lsdException w:name="Colorful Shading Accent 3" w:uiPriority="71"/>
-    <w:lsdException w:name="Colorful List Accent 3" w:uiPriority="72"/>
-    <w:lsdException w:name="Colorful Grid Accent 3" w:uiPriority="73"/>
-    <w:lsdException w:name="Light Shading Accent 4" w:uiPriority="60"/>
-    <w:lsdException w:name="Light List Accent 4" w:uiPriority="61"/>
-    <w:lsdException w:name="Light Grid Accent 4" w:uiPriority="62"/>
-    <w:lsdException w:name="Medium Shading 1 Accent 4" w:uiPriority="63"/>
-    <w:lsdException w:name="Medium Shading 2 Accent 4" w:uiPriority="64"/>
-    <w:lsdException w:name="Medium List 1 Accent 4" w:uiPriority="65"/>
-    <w:lsdException w:name="Medium List 2 Accent 4" w:uiPriority="66"/>
-    <w:lsdException w:name="Medium Grid 1 Accent 4" w:uiPriority="67"/>
-    <w:lsdException w:name="Medium Grid 2 Accent 4" w:uiPriority="68"/>
-    <w:lsdException w:name="Medium Grid 3 Accent 4" w:uiPriority="69"/>
-    <w:lsdException w:name="Dark List Accent 4" w:uiPriority="70"/>
-    <w:lsdException w:name="Colorful Shading Accent 4" w:uiPriority="71"/>
-    <w:lsdException w:name="Colorful List Accent 4" w:uiPriority="72"/>
-    <w:lsdException w:name="Colorful Grid Accent 4" w:uiPriority="73"/>
-    <w:lsdException w:name="Light Shading Accent 5" w:uiPriority="60"/>
-    <w:lsdException w:name="Light List Accent 5" w:uiPriority="61"/>
-    <w:lsdException w:name="Light Grid Accent 5" w:uiPriority="62"/>
-    <w:lsdException w:name="Medium Shading 1 Accent 5" w:uiPriority="63"/>
-    <w:lsdException w:name="Medium Shading 2 Accent 5" w:uiPriority="64"/>
-    <w:lsdException w:name="Medium List 1 Accent 5" w:uiPriority="65"/>
-    <w:lsdException w:name="Medium List 2 Accent 5" w:uiPriority="66"/>
-    <w:lsdException w:name="Medium Grid 1 Accent 5" w:uiPriority="67"/>
-    <w:lsdException w:name="Medium Grid 2 Accent 5" w:uiPriority="68"/>
-    <w:lsdException w:name="Medium Grid 3 Accent 5" w:uiPriority="69"/>
-    <w:lsdException w:name="Dark List Accent 5" w:uiPriority="70"/>
-    <w:lsdException w:name="Colorful Shading Accent 5" w:uiPriority="71"/>
-    <w:lsdException w:name="Colorful List Accent 5" w:uiPriority="72"/>
-    <w:lsdException w:name="Colorful Grid Accent 5" w:uiPriority="73"/>
-    <w:lsdException w:name="Light Shading Accent 6" w:uiPriority="60"/>
-    <w:lsdException w:name="Light List Accent 6" w:uiPriority="61"/>
-    <w:lsdException w:name="Light Grid Accent 6" w:uiPriority="62"/>
-    <w:lsdException w:name="Medium Shading 1 Accent 6" w:uiPriority="63"/>
-    <w:lsdException w:name="Medium Shading 2 Accent 6" w:uiPriority="64"/>
-    <w:lsdException w:name="Medium List 1 Accent 6" w:uiPriority="65"/>
-    <w:lsdException w:name="Medium List 2 Accent 6" w:uiPriority="66"/>
-    <w:lsdException w:name="Medium Grid 1 Accent 6" w:uiPriority="67"/>
-    <w:lsdException w:name="Medium Grid 2 Accent 6" w:uiPriority="68"/>
-    <w:lsdException w:name="Medium Grid 3 Accent 6" w:uiPriority="69"/>
-    <w:lsdException w:name="Dark List Accent 6" w:uiPriority="70"/>
-    <w:lsdException w:name="Colorful Shading Accent 6" w:uiPriority="71"/>
-    <w:lsdException w:name="Colorful List Accent 6" w:uiPriority="72"/>
-    <w:lsdException w:name="Colorful Grid Accent 6" w:uiPriority="73"/>
-    <w:lsdException w:name="Subtle Emphasis" w:uiPriority="19" w:qFormat="1"/>
-    <w:lsdException w:name="Intense Emphasis" w:uiPriority="21" w:qFormat="1"/>
-    <w:lsdException w:name="Subtle Reference" w:uiPriority="31" w:qFormat="1"/>
-    <w:lsdException w:name="Intense Reference" w:uiPriority="32" w:qFormat="1"/>
-    <w:lsdException w:name="Book Title" w:uiPriority="33" w:qFormat="1"/>
-    <w:lsdException w:name="Bibliography" w:semiHidden="1" w:uiPriority="37" w:unhideWhenUsed="1"/>
-    <w:lsdException w:name="TOC Heading" w:semiHidden="1" w:uiPriority="39" w:unhideWhenUsed="1" w:qFormat="1"/>
-    <w:lsdException w:name="Plain Table 1" w:uiPriority="41"/>
-    <w:lsdException w:name="Plain Table 2" w:uiPriority="42"/>
-    <w:lsdException w:name="Plain Table 3" w:uiPriority="43"/>
-    <w:lsdException w:name="Plain Table 4" w:uiPriority="44"/>
-    <w:lsdException w:name="Plain Table 5" w:uiPriority="45"/>
-    <w:lsdException w:name="Grid Table Light" w:uiPriority="40"/>
-    <w:lsdException w:name="Grid Table 1 Light" w:uiPriority="46"/>
-    <w:lsdException w:name="Grid Table 2" w:uiPriority="47"/>
-    <w:lsdException w:name="Grid Table 3" w:uiPriority="48"/>
-    <w:lsdException w:name="Grid Table 4" w:uiPriority="49"/>
-    <w:lsdException w:name="Grid Table 5 Dark" w:uiPriority="50"/>
-    <w:lsdException w:name="Grid Table 6 Colorful" w:uiPriority="51"/>
-    <w:lsdException w:name="Grid Table 7 Colorful" w:uiPriority="52"/>
-    <w:lsdException w:name="Grid Table 1 Light Accent 1" w:uiPriority="46"/>
-    <w:lsdException w:name="Grid Table 2 Accent 1" w:uiPriority="47"/>
-    <w:lsdException w:name="Grid Table 3 Accent 1" w:uiPriority="48"/>
-    <w:lsdException w:name="Grid Table 4 Accent 1" w:uiPriority="49"/>
-    <w:lsdException w:name="Grid Table 5 Dark Accent 1" w:uiPriority="50"/>
-    <w:lsdException w:name="Grid Table 6 Colorful Accent 1" w:uiPriority="51"/>
-    <w:lsdException w:name="Grid Table 7 Colorful Accent 1" w:uiPriority="52"/>
-    <w:lsdException w:name="Grid Table 1 Light Accent 2" w:uiPriority="46"/>
-    <w:lsdException w:name="Grid Table 2 Accent 2" w:uiPriority="47"/>
-    <w:lsdException w:name="Grid Table 3 Accent 2" w:uiPriority="48"/>
-    <w:lsdException w:name="Grid Table 4 Accent 2" w:uiPriority="49"/>
-    <w:lsdException w:name="Grid Table 5 Dark Accent 2" w:uiPriority="50"/>
-    <w:lsdException w:name="Grid Table 6 Colorful Accent 2" w:uiPriority="51"/>
-    <w:lsdException w:name="Grid Table 7 Colorful Accent 2" w:uiPriority="52"/>
-    <w:lsdException w:name="Grid Table 1 Light Accent 3" w:uiPriority="46"/>
-    <w:lsdException w:name="Grid Table 2 Accent 3" w:uiPriority="47"/>
-    <w:lsdException w:name="Grid Table 3 Accent 3" w:uiPriority="48"/>
-    <w:lsdException w:name="Grid Table 4 Accent 3" w:uiPriority="49"/>
-    <w:lsdException w:name="Grid Table 5 Dark Accent 3" w:uiPriority="50"/>
-    <w:lsdException w:name="Grid Table 6 Colorful Accent 3" w:uiPriority="51"/>
-    <w:lsdException w:name="Grid Table 7 Colorful Accent 3" w:uiPriority="52"/>
-    <w:lsdException w:name="Grid Table 1 Light Accent 4" w:uiPriority="46"/>
-    <w:lsdException w:name="Grid Table 2 Accent 4" w:uiPriority="47"/>
-    <w:lsdException w:name="Grid Table 3 Accent 4" w:uiPriority="48"/>
-    <w:lsdException w:name="Grid Table 4 Accent 4" w:uiPriority="49"/>
-    <w:lsdException w:name="Grid Table 5 Dark Accent 4" w:uiPriority="50"/>
-    <w:lsdException w:name="Grid Table 6 Colorful Accent 4" w:uiPriority="51"/>
-    <w:lsdException w:name="Grid Table 7 Colorful Accent 4" w:uiPriority="52"/>
-    <w:lsdException w:name="Grid Table 1 Light Accent 5" w:uiPriority="46"/>
-    <w:lsdException w:name="Grid Table 2 Accent 5" w:uiPriority="47"/>
-    <w:lsdException w:name="Grid Table 3 Accent 5" w:uiPriority="48"/>
-    <w:lsdException w:name="Grid Table 4 Accent 5" w:uiPriority="49"/>
-    <w:lsdException w:name="Grid Table 5 Dark Accent 5" w:uiPriority="50"/>
-    <w:lsdException w:name="Grid Table 6 Colorful Accent 5" w:uiPriority="51"/>
-    <w:lsdException w:name="Grid Table 7 Colorful Accent 5" w:uiPriority="52"/>
-    <w:lsdException w:name="Grid Table 1 Light Accent 6" w:uiPriority="46"/>
-    <w:lsdException w:name="Grid Table 2 Accent 6" w:uiPriority="47"/>
-    <w:lsdException w:name="Grid Table 3 Accent 6" w:uiPriority="48"/>
-    <w:lsdException w:name="Grid Table 4 Accent 6" w:uiPriority="49"/>
-    <w:lsdException w:name="Grid Table 5 Dark Accent 6" w:uiPriority="50"/>
-    <w:lsdException w:name="Grid Table 6 Colorful Accent 6" w:uiPriority="51"/>
-    <w:lsdException w:name="Grid Table 7 Colorful Accent 6" w:uiPriority="52"/>
-    <w:lsdException w:name="List Table 1 Light" w:uiPriority="46"/>
-    <w:lsdException w:name="List Table 2" w:uiPriority="47"/>
-    <w:lsdException w:name="List Table 3" w:uiPriority="48"/>
-    <w:lsdException w:name="List Table 4" w:uiPriority="49"/>
-    <w:lsdException w:name="List Table 5 Dark" w:uiPriority="50"/>
-    <w:lsdException w:name="List Table 6 Colorful" w:uiPriority="51"/>
-    <w:lsdException w:name="List Table 7 Colorful" w:uiPriority="52"/>
-    <w:lsdException w:name="List Table 1 Light Accent 1" w:uiPriority="46"/>
-    <w:lsdException w:name="List Table 2 Accent 1" w:uiPriority="47"/>
-    <w:lsdException w:name="List Table 3 Accent 1" w:uiPriority="48"/>
-    <w:lsdException w:name="List Table 4 Accent 1" w:uiPriority="49"/>
-    <w:lsdException w:name="List Table 5 Dark Accent 1" w:uiPriority="50"/>
-    <w:lsdException w:name="List Table 6 Colorful Accent 1" w:uiPriority="51"/>
-    <w:lsdException w:name="List Table 7 Colorful Accent 1" w:uiPriority="52"/>
-    <w:lsdException w:name="List Table 1 Light Accent 2" w:uiPriority="46"/>
-    <w:lsdException w:name="List Table 2 Accent 2" w:uiPriority="47"/>
-    <w:lsdException w:name="List Table 3 Accent 2" w:uiPriority="48"/>
-    <w:lsdException w:name="List Table 4 Accent 2" w:uiPriority="49"/>
-    <w:lsdException w:name="List Table 5 Dark Accent 2" w:uiPriority="50"/>
-    <w:lsdException w:name="List Table 6 Colorful Accent 2" w:uiPriority="51"/>
-    <w:lsdException w:name="List Table 7 Colorful Accent 2" w:uiPriority="52"/>
-    <w:lsdException w:name="List Table 1 Light Accent 3" w:uiPriority="46"/>
-    <w:lsdException w:name="List Table 2 Accent 3" w:uiPriority="47"/>
-    <w:lsdException w:name="List Table 3 Accent 3" w:uiPriority="48"/>
-    <w:lsdException w:name="List Table 4 Accent 3" w:uiPriority="49"/>
-    <w:lsdException w:name="List Table 5 Dark Accent 3" w:uiPriority="50"/>
-    <w:lsdException w:name="List Table 6 Colorful Accent 3" w:uiPriority="51"/>
-    <w:lsdException w:name="List Table 7 Colorful Accent 3" w:uiPriority="52"/>
-    <w:lsdException w:name="List Table 1 Light Accent 4" w:uiPriority="46"/>
-    <w:lsdException w:name="List Table 2 Accent 4" w:uiPriority="47"/>
-    <w:lsdException w:name="List Table 3 Accent 4" w:uiPriority="48"/>
-    <w:lsdException w:name="List Table 4 Accent 4" w:uiPriority="49"/>
-    <w:lsdException w:name="List Table 5 Dark Accent 4" w:uiPriority="50"/>
-    <w:lsdException w:name="List Table 6 Colorful Accent 4" w:uiPriority="51"/>
-    <w:lsdException w:name="List Table 7 Colorful Accent 4" w:uiPriority="52"/>
-    <w:lsdException w:name="List Table 1 Light Accent 5" w:uiPriority="46"/>
-    <w:lsdException w:name="List Table 2 Accent 5" w:uiPriority="47"/>
-    <w:lsdException w:name="List Table 3 Accent 5" w:uiPriority="48"/>
-    <w:lsdException w:name="List Table 4 Accent 5" w:uiPriority="49"/>
-    <w:lsdException w:name="List Table 5 Dark Accent 5" w:uiPriority="50"/>
-    <w:lsdException w:name="List Table 6 Colorful Accent 5" w:uiPriority="51"/>
-    <w:lsdException w:name="List Table 7 Colorful Accent 5" w:uiPriority="52"/>
-    <w:lsdException w:name="List Table 1 Light Accent 6" w:uiPriority="46"/>
-    <w:lsdException w:name="List Table 2 Accent 6" w:uiPriority="47"/>
-    <w:lsdException w:name="List Table 3 Accent 6" w:uiPriority="48"/>
-    <w:lsdException w:name="List Table 4 Accent 6" w:uiPriority="49"/>
-    <w:lsdException w:name="List Table 5 Dark Accent 6" w:uiPriority="50"/>
-    <w:lsdException w:name="List Table 6 Colorful Accent 6" w:uiPriority="51"/>
-    <w:lsdException w:name="List Table 7 Colorful Accent 6" w:uiPriority="52"/>
-    <w:lsdException w:name="Mention" w:semiHidden="1" w:unhideWhenUsed="1"/>
-    <w:lsdException w:name="Smart Hyperlink" w:semiHidden="1" w:unhideWhenUsed="1"/>
-    <w:lsdException w:name="Hashtag" w:semiHidden="1" w:unhideWhenUsed="1"/>
-    <w:lsdException w:name="Unresolved Mention" w:semiHidden="1" w:unhideWhenUsed="1"/>
-    <w:lsdException w:name="Smart Link" w:semiHidden="1" w:unhideWhenUsed="1"/>
-  </w:latentStyles>
-  <w:style w:type="paragraph" w:default="1" w:styleId="Normal">
-    <w:name w:val="Normal"/>
-    <w:qFormat/>
-  </w:style>
-  <w:style w:type="character" w:default="1" w:styleId="DefaultParagraphFont">
-    <w:name w:val="Default Paragraph Font"/>
-    <w:uiPriority w:val="1"/>
-    <w:semiHidden/>
-    <w:unhideWhenUsed/>
-  </w:style>
-  <w:style w:type="table" w:default="1" w:styleId="TableNormal">
-    <w:name w:val="Normal Table"/>
-    <w:uiPriority w:val="99"/>
-    <w:semiHidden/>
-    <w:unhideWhenUsed/>
-    <w:tblPr>
-      <w:tblInd w:w="0" w:type="dxa"/>
-      <w:tblCellMar>
-        <w:top w:w="0" w:type="dxa"/>
-        <w:left w:w="108" w:type="dxa"/>
-        <w:bottom w:w="0" w:type="dxa"/>
-        <w:right w:w="108" w:type="dxa"/>
-      </w:tblCellMar>
-    </w:tblPr>
-  </w:style>
-  <w:style w:type="numbering" w:default="1" w:styleId="NoList">
-    <w:name w:val="No List"/>
-    <w:uiPriority w:val="99"/>
-    <w:semiHidden/>
-    <w:unhideWhenUsed/>
-  </w:style>
-  <w:style w:type="paragraph" w:customStyle="1" w:styleId="0A8683B0CA1F447E97871A0ED2342840">
-    <w:name w:val="0A8683B0CA1F447E97871A0ED2342840"/>
-  </w:style>
-  <w:style w:type="paragraph" w:customStyle="1" w:styleId="5D4A0173FC3042898E98FECD3CBF6E77">
-    <w:name w:val="5D4A0173FC3042898E98FECD3CBF6E77"/>
-  </w:style>
-  <w:style w:type="paragraph" w:customStyle="1" w:styleId="7B0DF895D65C4573A138F9C4B6DFB764">
-    <w:name w:val="7B0DF895D65C4573A138F9C4B6DFB764"/>
-  </w:style>
-  <w:style w:type="paragraph" w:customStyle="1" w:styleId="3F754A59DCD94A9BAC02EACCFB3FD096">
-    <w:name w:val="3F754A59DCD94A9BAC02EACCFB3FD096"/>
-  </w:style>
-  <w:style w:type="paragraph" w:customStyle="1" w:styleId="A366B122352C42B1BB95E5EB12176D3B">
-    <w:name w:val="A366B122352C42B1BB95E5EB12176D3B"/>
-  </w:style>
-  <w:style w:type="paragraph" w:customStyle="1" w:styleId="C65AC380DE984E6BA39EA85A815C4F47">
-    <w:name w:val="C65AC380DE984E6BA39EA85A815C4F47"/>
-  </w:style>
-  <w:style w:type="paragraph" w:customStyle="1" w:styleId="8AA6DCF8A40341D5BC935CA50CD01F1E">
-    <w:name w:val="8AA6DCF8A40341D5BC935CA50CD01F1E"/>
-  </w:style>
-  <w:style w:type="paragraph" w:styleId="ListBullet">
-    <w:name w:val="List Bullet"/>
-    <w:basedOn w:val="Normal"/>
-    <w:uiPriority w:val="10"/>
-    <w:unhideWhenUsed/>
-    <w:qFormat/>
-    <w:pPr>
-      <w:numPr>
-        <w:numId w:val="1"/>
-      </w:numPr>
-      <w:spacing w:before="120" w:after="200" w:line="264" w:lineRule="auto"/>
-      <w:ind w:left="0" w:firstLine="0"/>
-    </w:pPr>
-    <w:rPr>
-      <w:rFonts w:eastAsiaTheme="minorHAnsi"/>
-      <w:color w:val="595959" w:themeColor="text1" w:themeTint="A6"/>
-      <w:kern w:val="0"/>
-      <w:sz w:val="22"/>
-      <w:szCs w:val="22"/>
-      <w:lang w:eastAsia="en-US"/>
-      <w14:ligatures w14:val="none"/>
-    </w:rPr>
-  </w:style>
-  <w:style w:type="paragraph" w:customStyle="1" w:styleId="B69C26DF970444C68293DC88D2440559">
-    <w:name w:val="B69C26DF970444C68293DC88D2440559"/>
-  </w:style>
-  <w:style w:type="paragraph" w:customStyle="1" w:styleId="12C0C73156304A2998CC4B08538761D4">
-    <w:name w:val="12C0C73156304A2998CC4B08538761D4"/>
-  </w:style>
-  <w:style w:type="paragraph" w:customStyle="1" w:styleId="F95825FD530E44D9A5990F56D668B54F">
-    <w:name w:val="F95825FD530E44D9A5990F56D668B54F"/>
-  </w:style>
-</w:styles>
-</file>
-
-<file path=word/glossary/webSettings.xml><?xml version="1.0" encoding="utf-8"?>
-<w:webSettings xmlns:mc="http://schemas.openxmlformats.org/markup-compatibility/2006" xmlns:r="http://schemas.openxmlformats.org/officeDocument/2006/relationships" xmlns:w="http://schemas.openxmlformats.org/wordprocessingml/2006/main" xmlns:w14="http://schemas.microsoft.com/office/word/2010/wordml" xmlns:w15="http://schemas.microsoft.com/office/word/2012/wordml" xmlns:w16cex="http://schemas.microsoft.com/office/word/2018/wordml/cex" xmlns:w16cid="http://schemas.microsoft.com/office/word/2016/wordml/cid" xmlns:w16="http://schemas.microsoft.com/office/word/2018/wordml" xmlns:w16du="http://schemas.microsoft.com/office/word/2023/wordml/word16du" xmlns:w16sdtdh="http://schemas.microsoft.com/office/word/2020/wordml/sdtdatahash" xmlns:w16sdtfl="http://schemas.microsoft.com/office/word/2024/wordml/sdtformatlock" xmlns:w16se="http://schemas.microsoft.com/office/word/2015/wordml/symex" mc:Ignorable="w14 w15 w16se w16cid w16 w16cex w16sdtdh w16sdtfl w16du">
-  <w:optimizeForBrowser/>
-  <w:allowPNG/>
-</w:webSettings>
 </file>
 
 <file path=word/theme/theme1.xml><?xml version="1.0" encoding="utf-8"?>
